--- a/CREST_Student_Profile_Form.docx
+++ b/CREST_Student_Profile_Form.docx
@@ -582,7 +582,7 @@
               <w:pStyle w:val="Compact"/>
             </w:pPr>
             <w:r>
-              <w:t xml:space="preserve">Three distinct approaches (statistical / deep classifier / metric-embedding) compared in a trade-off table on seven criteria, with the decision justified.</w:t>
+              <w:t xml:space="preserve">Three distinct approaches (statistical / deep classifier / metric-embedding) compared in a trade-off table on nine criteria, with the decision justified.</w:t>
             </w:r>
           </w:p>
         </w:tc>

--- a/CREST_Student_Profile_Form.docx
+++ b/CREST_Student_Profile_Form.docx
@@ -101,39 +101,22 @@
         </w:r>
       </w:hyperlink>
       <w:r>
-        <w:t xml:space="preserve">. Fill in the</w:t>
+        <w:t xml:space="preserve">. The criteria checklist below already carries the page numbers from the generated</w:t>
       </w:r>
       <w:r>
         <w:t xml:space="preserve"> </w:t>
       </w:r>
       <w:r>
         <w:rPr>
-          <w:i/>
-          <w:iCs/>
+          <w:rStyle w:val="VerbatimChar"/>
         </w:rPr>
-        <w:t xml:space="preserve">[bracketed]</w:t>
-      </w:r>
-      <w:r>
-        <w:t xml:space="preserve"> </w:t>
-      </w:r>
-      <w:r>
-        <w:t xml:space="preserve">fields and replace "§x" with the</w:t>
-      </w:r>
-      <w:r>
-        <w:t xml:space="preserve"> </w:t>
-      </w:r>
-      <w:r>
-        <w:rPr>
-          <w:b/>
-          <w:bCs/>
-        </w:rPr>
-        <w:t xml:space="preserve">page numbers</w:t>
-      </w:r>
-      <w:r>
-        <w:t xml:space="preserve"> </w:t>
-      </w:r>
-      <w:r>
-        <w:t xml:space="preserve">of those sections in your final paginated PDF (the official form asks for "Page X, paragraph Y").</w:t>
+        <w:t xml:space="preserve">CREST_Gold_Report.pdf</w:t>
+      </w:r>
+      <w:r>
+        <w:t xml:space="preserve"> </w:t>
+      </w:r>
+      <w:r>
+        <w:t xml:space="preserve">(23 pages); if you re-export the PDF from Word the pagination may shift, so re-check the numbers against the file you actually submit. The official form asks for "Page X, paragraph Y" — add paragraph numbers if you wish.</w:t>
       </w:r>
     </w:p>
     <w:p>
@@ -442,20 +425,7 @@
               <w:pStyle w:val="Compact"/>
             </w:pPr>
             <w:r>
-              <w:t xml:space="preserve">Report §1.1 (p.</w:t>
-            </w:r>
-            <w:r>
-              <w:t xml:space="preserve"> </w:t>
-            </w:r>
-            <w:r>
-              <w:rPr>
-                <w:i/>
-                <w:iCs/>
-              </w:rPr>
-              <w:t xml:space="preserve">[ ]</w:t>
-            </w:r>
-            <w:r>
-              <w:t xml:space="preserve">)</w:t>
+              <w:t xml:space="preserve">Report §1.1 (p. 2)</w:t>
             </w:r>
           </w:p>
         </w:tc>
@@ -500,20 +470,7 @@
               <w:pStyle w:val="Compact"/>
             </w:pPr>
             <w:r>
-              <w:t xml:space="preserve">Report §1.2 (p.</w:t>
-            </w:r>
-            <w:r>
-              <w:t xml:space="preserve"> </w:t>
-            </w:r>
-            <w:r>
-              <w:rPr>
-                <w:i/>
-                <w:iCs/>
-              </w:rPr>
-              <w:t xml:space="preserve">[ ]</w:t>
-            </w:r>
-            <w:r>
-              <w:t xml:space="preserve">)</w:t>
+              <w:t xml:space="preserve">Report §1.2 (p. 3)</w:t>
             </w:r>
           </w:p>
         </w:tc>
@@ -558,20 +515,7 @@
               <w:pStyle w:val="Compact"/>
             </w:pPr>
             <w:r>
-              <w:t xml:space="preserve">Report §1.3 (p.</w:t>
-            </w:r>
-            <w:r>
-              <w:t xml:space="preserve"> </w:t>
-            </w:r>
-            <w:r>
-              <w:rPr>
-                <w:i/>
-                <w:iCs/>
-              </w:rPr>
-              <w:t xml:space="preserve">[ ]</w:t>
-            </w:r>
-            <w:r>
-              <w:t xml:space="preserve">)</w:t>
+              <w:t xml:space="preserve">Report §1.3 (p. 3)</w:t>
             </w:r>
           </w:p>
         </w:tc>
@@ -616,20 +560,7 @@
               <w:pStyle w:val="Compact"/>
             </w:pPr>
             <w:r>
-              <w:t xml:space="preserve">Report §1.4 (p.</w:t>
-            </w:r>
-            <w:r>
-              <w:t xml:space="preserve"> </w:t>
-            </w:r>
-            <w:r>
-              <w:rPr>
-                <w:i/>
-                <w:iCs/>
-              </w:rPr>
-              <w:t xml:space="preserve">[ ]</w:t>
-            </w:r>
-            <w:r>
-              <w:t xml:space="preserve">)</w:t>
+              <w:t xml:space="preserve">Report §1.4 (p. 4)</w:t>
             </w:r>
           </w:p>
         </w:tc>
@@ -674,20 +605,7 @@
               <w:pStyle w:val="Compact"/>
             </w:pPr>
             <w:r>
-              <w:t xml:space="preserve">Report §1.5 (p.</w:t>
-            </w:r>
-            <w:r>
-              <w:t xml:space="preserve"> </w:t>
-            </w:r>
-            <w:r>
-              <w:rPr>
-                <w:i/>
-                <w:iCs/>
-              </w:rPr>
-              <w:t xml:space="preserve">[ ]</w:t>
-            </w:r>
-            <w:r>
-              <w:t xml:space="preserve">)</w:t>
+              <w:t xml:space="preserve">Report §1.5 (p. 4)</w:t>
             </w:r>
           </w:p>
         </w:tc>
@@ -808,20 +726,7 @@
               <w:pStyle w:val="Compact"/>
             </w:pPr>
             <w:r>
-              <w:t xml:space="preserve">Report §1.6 (p.</w:t>
-            </w:r>
-            <w:r>
-              <w:t xml:space="preserve"> </w:t>
-            </w:r>
-            <w:r>
-              <w:rPr>
-                <w:i/>
-                <w:iCs/>
-              </w:rPr>
-              <w:t xml:space="preserve">[ ]</w:t>
-            </w:r>
-            <w:r>
-              <w:t xml:space="preserve">)</w:t>
+              <w:t xml:space="preserve">Report §1.6 (p. 6)</w:t>
             </w:r>
           </w:p>
         </w:tc>
@@ -895,20 +800,7 @@
               <w:pStyle w:val="Compact"/>
             </w:pPr>
             <w:r>
-              <w:t xml:space="preserve">Report §2 + §13 (p.</w:t>
-            </w:r>
-            <w:r>
-              <w:t xml:space="preserve"> </w:t>
-            </w:r>
-            <w:r>
-              <w:rPr>
-                <w:i/>
-                <w:iCs/>
-              </w:rPr>
-              <w:t xml:space="preserve">[ ]</w:t>
-            </w:r>
-            <w:r>
-              <w:t xml:space="preserve">)</w:t>
+              <w:t xml:space="preserve">Report §2 + §13 (pp. 6, 18)</w:t>
             </w:r>
           </w:p>
         </w:tc>
@@ -1041,20 +933,7 @@
               <w:pStyle w:val="Compact"/>
             </w:pPr>
             <w:r>
-              <w:t xml:space="preserve">Report §4 + §5 (p.</w:t>
-            </w:r>
-            <w:r>
-              <w:t xml:space="preserve"> </w:t>
-            </w:r>
-            <w:r>
-              <w:rPr>
-                <w:i/>
-                <w:iCs/>
-              </w:rPr>
-              <w:t xml:space="preserve">[ ]</w:t>
-            </w:r>
-            <w:r>
-              <w:t xml:space="preserve">)</w:t>
+              <w:t xml:space="preserve">Report §4 + §5 (pp. 10–11)</w:t>
             </w:r>
           </w:p>
         </w:tc>
@@ -1099,20 +978,7 @@
               <w:pStyle w:val="Compact"/>
             </w:pPr>
             <w:r>
-              <w:t xml:space="preserve">Report §6 (p.</w:t>
-            </w:r>
-            <w:r>
-              <w:t xml:space="preserve"> </w:t>
-            </w:r>
-            <w:r>
-              <w:rPr>
-                <w:i/>
-                <w:iCs/>
-              </w:rPr>
-              <w:t xml:space="preserve">[ ]</w:t>
-            </w:r>
-            <w:r>
-              <w:t xml:space="preserve">)</w:t>
+              <w:t xml:space="preserve">Report §6 (p. 13)</w:t>
             </w:r>
           </w:p>
         </w:tc>
@@ -1157,20 +1023,7 @@
               <w:pStyle w:val="Compact"/>
             </w:pPr>
             <w:r>
-              <w:t xml:space="preserve">Report §10 (p.</w:t>
-            </w:r>
-            <w:r>
-              <w:t xml:space="preserve"> </w:t>
-            </w:r>
-            <w:r>
-              <w:rPr>
-                <w:i/>
-                <w:iCs/>
-              </w:rPr>
-              <w:t xml:space="preserve">[ ]</w:t>
-            </w:r>
-            <w:r>
-              <w:t xml:space="preserve">)</w:t>
+              <w:t xml:space="preserve">Report §10 (p. 17)</w:t>
             </w:r>
           </w:p>
         </w:tc>
@@ -1275,20 +1128,7 @@
               <w:pStyle w:val="Compact"/>
             </w:pPr>
             <w:r>
-              <w:t xml:space="preserve">Report §2 + §3 (p.</w:t>
-            </w:r>
-            <w:r>
-              <w:t xml:space="preserve"> </w:t>
-            </w:r>
-            <w:r>
-              <w:rPr>
-                <w:i/>
-                <w:iCs/>
-              </w:rPr>
-              <w:t xml:space="preserve">[ ]</w:t>
-            </w:r>
-            <w:r>
-              <w:t xml:space="preserve">)</w:t>
+              <w:t xml:space="preserve">Report §2 + §3 (pp. 6, 8)</w:t>
             </w:r>
           </w:p>
         </w:tc>
@@ -1333,20 +1173,7 @@
               <w:pStyle w:val="Compact"/>
             </w:pPr>
             <w:r>
-              <w:t xml:space="preserve">Report §8 + App. E (p.</w:t>
-            </w:r>
-            <w:r>
-              <w:t xml:space="preserve"> </w:t>
-            </w:r>
-            <w:r>
-              <w:rPr>
-                <w:i/>
-                <w:iCs/>
-              </w:rPr>
-              <w:t xml:space="preserve">[ ]</w:t>
-            </w:r>
-            <w:r>
-              <w:t xml:space="preserve">)</w:t>
+              <w:t xml:space="preserve">Report §8 + App. E (p. 16)</w:t>
             </w:r>
           </w:p>
         </w:tc>
@@ -1391,20 +1218,7 @@
               <w:pStyle w:val="Compact"/>
             </w:pPr>
             <w:r>
-              <w:t xml:space="preserve">Report §3.5 + §1.3 (p.</w:t>
-            </w:r>
-            <w:r>
-              <w:t xml:space="preserve"> </w:t>
-            </w:r>
-            <w:r>
-              <w:rPr>
-                <w:i/>
-                <w:iCs/>
-              </w:rPr>
-              <w:t xml:space="preserve">[ ]</w:t>
-            </w:r>
-            <w:r>
-              <w:t xml:space="preserve">)</w:t>
+              <w:t xml:space="preserve">Report §3.5 + §1.3 (pp. 9, 3)</w:t>
             </w:r>
           </w:p>
         </w:tc>
@@ -1462,20 +1276,7 @@
               <w:pStyle w:val="Compact"/>
             </w:pPr>
             <w:r>
-              <w:t xml:space="preserve">Report §7 (p.</w:t>
-            </w:r>
-            <w:r>
-              <w:t xml:space="preserve"> </w:t>
-            </w:r>
-            <w:r>
-              <w:rPr>
-                <w:i/>
-                <w:iCs/>
-              </w:rPr>
-              <w:t xml:space="preserve">[ ]</w:t>
-            </w:r>
-            <w:r>
-              <w:t xml:space="preserve">)</w:t>
+              <w:t xml:space="preserve">Report §7 (p. 13)</w:t>
             </w:r>
           </w:p>
         </w:tc>
@@ -1536,20 +1337,7 @@
               <w:pStyle w:val="Compact"/>
             </w:pPr>
             <w:r>
-              <w:t xml:space="preserve">Whole report (p.</w:t>
-            </w:r>
-            <w:r>
-              <w:t xml:space="preserve"> </w:t>
-            </w:r>
-            <w:r>
-              <w:rPr>
-                <w:i/>
-                <w:iCs/>
-              </w:rPr>
-              <w:t xml:space="preserve">[ ]</w:t>
-            </w:r>
-            <w:r>
-              <w:t xml:space="preserve">)</w:t>
+              <w:t xml:space="preserve">Whole report (pp. 1–23)</w:t>
             </w:r>
           </w:p>
         </w:tc>
@@ -1905,7 +1693,7 @@
           <w:i/>
           <w:iCs/>
         </w:rPr>
-        <w:t xml:space="preserve">[Devadit: tick the AI declaration box on the official application.]</w:t>
+        <w:t xml:space="preserve">(On the official application, remember to tick the AI-declaration box.)</w:t>
       </w:r>
     </w:p>
     <w:p>
@@ -2051,7 +1839,7 @@
                 <w:i/>
                 <w:iCs/>
               </w:rPr>
-              <w:t xml:space="preserve">[Devadit: sign and date on the official form]</w:t>
+              <w:t xml:space="preserve">(Sign and date on the official CREST form.)</w:t>
             </w:r>
           </w:p>
         </w:tc>

--- a/CREST_Student_Profile_Form.docx
+++ b/CREST_Student_Profile_Form.docx
@@ -291,7 +291,7 @@
               <w:pStyle w:val="Compact"/>
             </w:pPr>
             <w:r>
-              <w:t xml:space="preserve">≈ 84 hours (above the ~70-hour Gold expectation), evidenced by 87 dated git commits over 25 Nov 2025 – 10 Jun 2026, 50 of them inside the 8–10 June research sprint — see Report §1.5 effort table</w:t>
+              <w:t xml:space="preserve">≈ 84 hours (above the ~70-hour Gold expectation), evidenced by 87 dated git commits over 25 Nov 2025 – 10 Jun 2026, 50 of them inside the 8–10 June intensive development phase — see Report §1.5 effort table</w:t>
             </w:r>
           </w:p>
         </w:tc>

--- a/CREST_Student_Profile_Form.docx
+++ b/CREST_Student_Profile_Form.docx
@@ -101,7 +101,7 @@
         </w:r>
       </w:hyperlink>
       <w:r>
-        <w:t xml:space="preserve">. The criteria checklist below already carries the page numbers from the generated</w:t>
+        <w:t xml:space="preserve">. The criteria checklist below carries the page numbers from the regenerated</w:t>
       </w:r>
       <w:r>
         <w:t xml:space="preserve"> </w:t>
@@ -116,7 +116,22 @@
         <w:t xml:space="preserve"> </w:t>
       </w:r>
       <w:r>
-        <w:t xml:space="preserve">(23 pages); if you re-export the PDF from Word the pagination may shift, so re-check the numbers against the file you actually submit. The official form asks for "Page X, paragraph Y" — add paragraph numbers if you wish.</w:t>
+        <w:t xml:space="preserve">(31 pages, exported from the current</w:t>
+      </w:r>
+      <w:r>
+        <w:t xml:space="preserve"> </w:t>
+      </w:r>
+      <w:r>
+        <w:rPr>
+          <w:rStyle w:val="VerbatimChar"/>
+        </w:rPr>
+        <w:t xml:space="preserve">.docx</w:t>
+      </w:r>
+      <w:r>
+        <w:t xml:space="preserve"> </w:t>
+      </w:r>
+      <w:r>
+        <w:t xml:space="preserve">via Word); if you re-format or re-export the PDF the pagination may shift, so re-check the numbers against the file you actually submit. The official form asks for "Page X, paragraph Y" — add paragraph numbers if you wish.</w:t>
       </w:r>
     </w:p>
     <w:p>
@@ -425,7 +440,7 @@
               <w:pStyle w:val="Compact"/>
             </w:pPr>
             <w:r>
-              <w:t xml:space="preserve">Report §1.1 (p. 2)</w:t>
+              <w:t xml:space="preserve">Report §1.1 (p. 3)</w:t>
             </w:r>
           </w:p>
         </w:tc>
@@ -470,7 +485,7 @@
               <w:pStyle w:val="Compact"/>
             </w:pPr>
             <w:r>
-              <w:t xml:space="preserve">Report §1.2 (p. 3)</w:t>
+              <w:t xml:space="preserve">Report §1.2 (p. 4)</w:t>
             </w:r>
           </w:p>
         </w:tc>
@@ -515,7 +530,7 @@
               <w:pStyle w:val="Compact"/>
             </w:pPr>
             <w:r>
-              <w:t xml:space="preserve">Report §1.3 (p. 3)</w:t>
+              <w:t xml:space="preserve">Report §1.3 (p. 4)</w:t>
             </w:r>
           </w:p>
         </w:tc>
@@ -560,7 +575,7 @@
               <w:pStyle w:val="Compact"/>
             </w:pPr>
             <w:r>
-              <w:t xml:space="preserve">Report §1.4 (p. 4)</w:t>
+              <w:t xml:space="preserve">Report §1.4 (p. 5)</w:t>
             </w:r>
           </w:p>
         </w:tc>
@@ -605,7 +620,7 @@
               <w:pStyle w:val="Compact"/>
             </w:pPr>
             <w:r>
-              <w:t xml:space="preserve">Report §1.5 (p. 4)</w:t>
+              <w:t xml:space="preserve">Report §1.5 (p. 6)</w:t>
             </w:r>
           </w:p>
         </w:tc>
@@ -726,7 +741,7 @@
               <w:pStyle w:val="Compact"/>
             </w:pPr>
             <w:r>
-              <w:t xml:space="preserve">Report §1.6 (p. 6)</w:t>
+              <w:t xml:space="preserve">Report §1.6 (p. 8)</w:t>
             </w:r>
           </w:p>
         </w:tc>
@@ -800,7 +815,7 @@
               <w:pStyle w:val="Compact"/>
             </w:pPr>
             <w:r>
-              <w:t xml:space="preserve">Report §2 + §13 (pp. 6, 18)</w:t>
+              <w:t xml:space="preserve">Report §2 + §13 (pp. 8, 26)</w:t>
             </w:r>
           </w:p>
         </w:tc>
@@ -933,7 +948,7 @@
               <w:pStyle w:val="Compact"/>
             </w:pPr>
             <w:r>
-              <w:t xml:space="preserve">Report §4 + §5 (pp. 10–11)</w:t>
+              <w:t xml:space="preserve">Report §4 + §5 (pp. 13, 16)</w:t>
             </w:r>
           </w:p>
         </w:tc>
@@ -978,7 +993,7 @@
               <w:pStyle w:val="Compact"/>
             </w:pPr>
             <w:r>
-              <w:t xml:space="preserve">Report §6 (p. 13)</w:t>
+              <w:t xml:space="preserve">Report §6 (p. 17)</w:t>
             </w:r>
           </w:p>
         </w:tc>
@@ -1023,7 +1038,7 @@
               <w:pStyle w:val="Compact"/>
             </w:pPr>
             <w:r>
-              <w:t xml:space="preserve">Report §10 (p. 17)</w:t>
+              <w:t xml:space="preserve">Report §10 (p. 23)</w:t>
             </w:r>
           </w:p>
         </w:tc>
@@ -1128,7 +1143,7 @@
               <w:pStyle w:val="Compact"/>
             </w:pPr>
             <w:r>
-              <w:t xml:space="preserve">Report §2 + §3 (pp. 6, 8)</w:t>
+              <w:t xml:space="preserve">Report §2 + §3 (pp. 8, 11)</w:t>
             </w:r>
           </w:p>
         </w:tc>
@@ -1173,7 +1188,7 @@
               <w:pStyle w:val="Compact"/>
             </w:pPr>
             <w:r>
-              <w:t xml:space="preserve">Report §8 + App. E (p. 16)</w:t>
+              <w:t xml:space="preserve">Report §8 + App. E (pp. 22, 31)</w:t>
             </w:r>
           </w:p>
         </w:tc>
@@ -1218,7 +1233,7 @@
               <w:pStyle w:val="Compact"/>
             </w:pPr>
             <w:r>
-              <w:t xml:space="preserve">Report §3.5 + §1.3 (pp. 9, 3)</w:t>
+              <w:t xml:space="preserve">Report §3.5 + §1.3 (pp. 12, 4)</w:t>
             </w:r>
           </w:p>
         </w:tc>
@@ -1276,7 +1291,7 @@
               <w:pStyle w:val="Compact"/>
             </w:pPr>
             <w:r>
-              <w:t xml:space="preserve">Report §7 (p. 13)</w:t>
+              <w:t xml:space="preserve">Report §7 (p. 18)</w:t>
             </w:r>
           </w:p>
         </w:tc>
@@ -1337,7 +1352,7 @@
               <w:pStyle w:val="Compact"/>
             </w:pPr>
             <w:r>
-              <w:t xml:space="preserve">Whole report (pp. 1–23)</w:t>
+              <w:t xml:space="preserve">Whole report (pp. 1–31)</w:t>
             </w:r>
           </w:p>
         </w:tc>

--- a/CREST_Student_Profile_Form.docx
+++ b/CREST_Student_Profile_Form.docx
@@ -116,7 +116,7 @@
         <w:t xml:space="preserve"> </w:t>
       </w:r>
       <w:r>
-        <w:t xml:space="preserve">(31 pages, exported from the current</w:t>
+        <w:t>(28 pages, exported from the current</w:t>
       </w:r>
       <w:r>
         <w:t xml:space="preserve"> </w:t>
@@ -306,7 +306,7 @@
               <w:pStyle w:val="Compact"/>
             </w:pPr>
             <w:r>
-              <w:t xml:space="preserve">≈ 84 hours (above the ~70-hour Gold expectation), evidenced by 87 dated git commits over 25 Nov 2025 – 10 Jun 2026, 50 of them inside the 8–10 June intensive development phase — see Report §1.5 effort table</w:t>
+              <w:t>≈ 84 hours (above the ~70-hour Gold expectation), evidenced by the git history and the effort breakdown in Report §1.5</w:t>
             </w:r>
           </w:p>
         </w:tc>
@@ -440,7 +440,7 @@
               <w:pStyle w:val="Compact"/>
             </w:pPr>
             <w:r>
-              <w:t xml:space="preserve">Report §1.1 (p. 3)</w:t>
+              <w:t>Report §1.1 (p. 2)</w:t>
             </w:r>
           </w:p>
         </w:tc>
@@ -485,18 +485,18 @@
               <w:pStyle w:val="Compact"/>
             </w:pPr>
             <w:r>
-              <w:t xml:space="preserve">Report §1.2 (p. 4)</w:t>
-            </w:r>
-          </w:p>
-        </w:tc>
-        <w:tc>
-          <w:tcPr/>
-          <w:p>
-            <w:pPr>
-              <w:pStyle w:val="Compact"/>
-            </w:pPr>
-            <w:r>
-              <w:t xml:space="preserve">Account-takeover fraud and credential stuffing as the real-world problem; named stakeholders (account holders, the game's players); accessibility angle.</w:t>
+              <w:t>Report §1.2 (p. 3)</w:t>
+            </w:r>
+          </w:p>
+        </w:tc>
+        <w:tc>
+          <w:tcPr/>
+          <w:p>
+            <w:pPr>
+              <w:pStyle w:val="Compact"/>
+            </w:pPr>
+            <w:r>
+              <w:t>Account-takeover fraud and credential stuffing as the real-world problem; named stakeholders (ordinary account holders on any login); accessibility angle.</w:t>
             </w:r>
           </w:p>
         </w:tc>
@@ -631,24 +631,17 @@
               <w:pStyle w:val="Compact"/>
             </w:pPr>
             <w:r>
-              <w:t xml:space="preserve">A Gantt-style timeline built from</w:t>
-            </w:r>
-            <w:r>
-              <w:t xml:space="preserve"> </w:t>
-            </w:r>
+              <w:t>An explicit ~84-hour effort breakdown by phase of work, a planned-versus-actual view of the project, and two honest replanning decisions with their reasons — the work organised in deliberate stages.</w:t>
+            </w:r>
+            <w:r/>
             <w:r>
               <w:rPr>
                 <w:b/>
                 <w:bCs/>
               </w:rPr>
-              <w:t xml:space="preserve">real, immutable git commit dates</w:t>
-            </w:r>
-            <w:r>
-              <w:t xml:space="preserve"> </w:t>
-            </w:r>
-            <w:r>
-              <w:t xml:space="preserve">(87 commits), an explicit ~84-hour effort breakdown, planned vs actual milestones, and two honest replanning decisions with reasons.</w:t>
-            </w:r>
+            </w:r>
+            <w:r/>
+            <w:r/>
           </w:p>
         </w:tc>
       </w:tr>
@@ -741,7 +734,7 @@
               <w:pStyle w:val="Compact"/>
             </w:pPr>
             <w:r>
-              <w:t xml:space="preserve">Report §1.6 (p. 8)</w:t>
+              <w:t>Report §1.6 (p. 7)</w:t>
             </w:r>
           </w:p>
         </w:tc>
@@ -815,7 +808,7 @@
               <w:pStyle w:val="Compact"/>
             </w:pPr>
             <w:r>
-              <w:t xml:space="preserve">Report §2 + §13 (pp. 8, 26)</w:t>
+              <w:t>Report §2 + §13 (pp. 7, 24)</w:t>
             </w:r>
           </w:p>
         </w:tc>
@@ -948,7 +941,7 @@
               <w:pStyle w:val="Compact"/>
             </w:pPr>
             <w:r>
-              <w:t xml:space="preserve">Report §4 + §5 (pp. 13, 16)</w:t>
+              <w:t>Report §4 + §5 (pp. 12, 15)</w:t>
             </w:r>
           </w:p>
         </w:tc>
@@ -993,7 +986,7 @@
               <w:pStyle w:val="Compact"/>
             </w:pPr>
             <w:r>
-              <w:t xml:space="preserve">Report §6 (p. 17)</w:t>
+              <w:t>Report §6 (p. 16)</w:t>
             </w:r>
           </w:p>
         </w:tc>
@@ -1038,7 +1031,7 @@
               <w:pStyle w:val="Compact"/>
             </w:pPr>
             <w:r>
-              <w:t xml:space="preserve">Report §10 (p. 23)</w:t>
+              <w:t>Report §10 (p. 22)</w:t>
             </w:r>
           </w:p>
         </w:tc>
@@ -1143,7 +1136,7 @@
               <w:pStyle w:val="Compact"/>
             </w:pPr>
             <w:r>
-              <w:t xml:space="preserve">Report §2 + §3 (pp. 8, 11)</w:t>
+              <w:t>Report §2 + §3 (pp. 7, 9)</w:t>
             </w:r>
           </w:p>
         </w:tc>
@@ -1188,7 +1181,7 @@
               <w:pStyle w:val="Compact"/>
             </w:pPr>
             <w:r>
-              <w:t xml:space="preserve">Report §8 + App. E (pp. 22, 31)</w:t>
+              <w:t>Report §8 + App. E (pp. 20, 28)</w:t>
             </w:r>
           </w:p>
         </w:tc>
@@ -1233,7 +1226,7 @@
               <w:pStyle w:val="Compact"/>
             </w:pPr>
             <w:r>
-              <w:t xml:space="preserve">Report §3.5 + §1.3 (pp. 12, 4)</w:t>
+              <w:t>Report §3.5 + §1.3 (pp. 11, 4)</w:t>
             </w:r>
           </w:p>
         </w:tc>
@@ -1291,7 +1284,7 @@
               <w:pStyle w:val="Compact"/>
             </w:pPr>
             <w:r>
-              <w:t xml:space="preserve">Report §7 (p. 18)</w:t>
+              <w:t>Report §7 (p. 17)</w:t>
             </w:r>
           </w:p>
         </w:tc>
@@ -1352,7 +1345,7 @@
               <w:pStyle w:val="Compact"/>
             </w:pPr>
             <w:r>
-              <w:t xml:space="preserve">Whole report (pp. 1–31)</w:t>
+              <w:t>Whole report (pp. 1–28)</w:t>
             </w:r>
           </w:p>
         </w:tc>
@@ -1591,30 +1584,19 @@
           <w:b/>
           <w:bCs/>
         </w:rPr>
-        <w:t xml:space="preserve">What I would do to improve the work.</w:t>
-      </w:r>
-      <w:r>
-        <w:t xml:space="preserve"> </w:t>
-      </w:r>
-      <w:r>
-        <w:t xml:space="preserve">Recalibrate the confidence scale (§7.6); run the free-text/continuous model on a real large corpus (Aalto); train at scale on GPU to test whether the hybrid's advantage holds as accuracy improves; collect a small</w:t>
-      </w:r>
-      <w:r>
-        <w:t xml:space="preserve"> </w:t>
-      </w:r>
+        <w:t>What I would do to improve the work. Recalibrate the confidence scale (§7.6); run the free-text/continuous model on a real large corpus (Aalto); train at scale on GPU to test whether the hybrid's advantage holds as accuracy improves; collect a small consented dataset of real users to test cross-dataset generalisation; and — having worked entirely solo — seek a mentor or peer reviewer earlier next time, since explaining a result to another person catches errors that re-reading your own code does not.</w:t>
+      </w:r>
+      <w:r/>
+      <w:r/>
+      <w:r/>
       <w:r>
         <w:rPr>
           <w:i/>
           <w:iCs/>
         </w:rPr>
-        <w:t xml:space="preserve">consented</w:t>
-      </w:r>
-      <w:r>
-        <w:t xml:space="preserve"> </w:t>
-      </w:r>
-      <w:r>
-        <w:t xml:space="preserve">in-game dataset to test cross-dataset generalisation; and — having worked entirely solo — seek a mentor or peer reviewer earlier next time, since explaining a result to another person catches errors that re-reading your own code does not.</w:t>
-      </w:r>
+      </w:r>
+      <w:r/>
+      <w:r/>
     </w:p>
     <w:p>
       <w:pPr>
@@ -1631,7 +1613,7 @@
         <w:t xml:space="preserve"> </w:t>
       </w:r>
       <w:r>
-        <w:t xml:space="preserve">Turn it into a deployed, opt-in, user-controlled feature in the live typing game it grew from (consent and fail-safe behaviour built in from the first line), then extend from fixed-text login checks to</w:t>
+        <w:t>Turn it into a deployed, opt-in, user-controlled feature in the live product it grew from (consent and fail-safe behaviour built in from the first line), then extend from fixed-text login checks to</w:t>
       </w:r>
       <w:r>
         <w:t xml:space="preserve"> </w:t>
@@ -1672,7 +1654,7 @@
         <w:pStyle w:val="FirstParagraph"/>
       </w:pPr>
       <w:r>
-        <w:t xml:space="preserve">Per CREST's AI policy, I confirm that all AI-assisted content has been referenced and declared. The full disclosure — tool (Anthropic Claude via Claude Code), dates (8–10 June 2026 and report drafting), what it did, how I checked it, and a representative prompt — is in</w:t>
+        <w:t>Per CREST's AI policy, I confirm that all AI-assisted content has been referenced and declared. The full disclosure — tool (Anthropic Claude via Claude Code), dates (2026 — development and report drafting), what it did, how I checked it, and a representative prompt — is in</w:t>
       </w:r>
       <w:r>
         <w:t xml:space="preserve"> </w:t>
@@ -1698,7 +1680,7 @@
         <w:t xml:space="preserve">not attached raw session transcripts</w:t>
       </w:r>
       <w:r>
-        <w:t xml:space="preserve">; instead the originality of the work is evidenced by the §12 statement, the dated git history (which records the human decisions and edits at each step), and the fact that every result is reproducible from my own code.</w:t>
+        <w:t>; instead the originality of the work is evidenced by the §12 statement, the git history (which records the human decisions and edits at each step), and the fact that every result is reproducible from my own code.</w:t>
       </w:r>
       <w:r>
         <w:t xml:space="preserve"> </w:t>

--- a/CREST_Student_Profile_Form.docx
+++ b/CREST_Student_Profile_Form.docx
@@ -116,7 +116,7 @@
         <w:t xml:space="preserve"> </w:t>
       </w:r>
       <w:r>
-        <w:t>(28 pages, exported from the current</w:t>
+        <w:t xml:space="preserve">(31 pages, exported from the current</w:t>
       </w:r>
       <w:r>
         <w:t xml:space="preserve"> </w:t>
@@ -306,7 +306,7 @@
               <w:pStyle w:val="Compact"/>
             </w:pPr>
             <w:r>
-              <w:t>≈ 84 hours (above the ~70-hour Gold expectation), evidenced by the git history and the effort breakdown in Report §1.5</w:t>
+              <w:t xml:space="preserve">≈ 84 hours (above the ~70-hour Gold expectation), evidenced by the git history and the effort breakdown in Report §1.5</w:t>
             </w:r>
           </w:p>
         </w:tc>
@@ -440,7 +440,7 @@
               <w:pStyle w:val="Compact"/>
             </w:pPr>
             <w:r>
-              <w:t>Report §1.1 (p. 2)</w:t>
+              <w:t xml:space="preserve">Report §1.1 (p. 3)</w:t>
             </w:r>
           </w:p>
         </w:tc>
@@ -485,18 +485,18 @@
               <w:pStyle w:val="Compact"/>
             </w:pPr>
             <w:r>
-              <w:t>Report §1.2 (p. 3)</w:t>
-            </w:r>
-          </w:p>
-        </w:tc>
-        <w:tc>
-          <w:tcPr/>
-          <w:p>
-            <w:pPr>
-              <w:pStyle w:val="Compact"/>
-            </w:pPr>
-            <w:r>
-              <w:t>Account-takeover fraud and credential stuffing as the real-world problem; named stakeholders (ordinary account holders on any login); accessibility angle.</w:t>
+              <w:t xml:space="preserve">Report §1.2 (p. 4)</w:t>
+            </w:r>
+          </w:p>
+        </w:tc>
+        <w:tc>
+          <w:tcPr/>
+          <w:p>
+            <w:pPr>
+              <w:pStyle w:val="Compact"/>
+            </w:pPr>
+            <w:r>
+              <w:t xml:space="preserve">Account-takeover fraud and credential stuffing as the real-world problem; named stakeholders (ordinary account holders on any login); accessibility angle.</w:t>
             </w:r>
           </w:p>
         </w:tc>
@@ -631,17 +631,8 @@
               <w:pStyle w:val="Compact"/>
             </w:pPr>
             <w:r>
-              <w:t>An explicit ~84-hour effort breakdown by phase of work, a planned-versus-actual view of the project, and two honest replanning decisions with their reasons — the work organised in deliberate stages.</w:t>
-            </w:r>
-            <w:r/>
-            <w:r>
-              <w:rPr>
-                <w:b/>
-                <w:bCs/>
-              </w:rPr>
-            </w:r>
-            <w:r/>
-            <w:r/>
+              <w:t xml:space="preserve">A dated month-level timeline (planned versus actual across the project's four stages), an explicit ~84-hour effort breakdown by phase of work, and the project's honest replanning decisions with their reasons — the work organised in deliberate, dated stages.</w:t>
+            </w:r>
           </w:p>
         </w:tc>
       </w:tr>
@@ -734,7 +725,7 @@
               <w:pStyle w:val="Compact"/>
             </w:pPr>
             <w:r>
-              <w:t>Report §1.6 (p. 7)</w:t>
+              <w:t xml:space="preserve">Report §1.6 (p. 8)</w:t>
             </w:r>
           </w:p>
         </w:tc>
@@ -808,7 +799,7 @@
               <w:pStyle w:val="Compact"/>
             </w:pPr>
             <w:r>
-              <w:t>Report §2 + §13 (pp. 7, 24)</w:t>
+              <w:t xml:space="preserve">Report §2 + §13 (pp. 8, 26)</w:t>
             </w:r>
           </w:p>
         </w:tc>
@@ -941,7 +932,7 @@
               <w:pStyle w:val="Compact"/>
             </w:pPr>
             <w:r>
-              <w:t>Report §4 + §5 (pp. 12, 15)</w:t>
+              <w:t xml:space="preserve">Report §4 + §5 (pp. 14, 16)</w:t>
             </w:r>
           </w:p>
         </w:tc>
@@ -986,7 +977,7 @@
               <w:pStyle w:val="Compact"/>
             </w:pPr>
             <w:r>
-              <w:t>Report §6 (p. 16)</w:t>
+              <w:t xml:space="preserve">Report §6 (p. 18)</w:t>
             </w:r>
           </w:p>
         </w:tc>
@@ -1031,7 +1022,7 @@
               <w:pStyle w:val="Compact"/>
             </w:pPr>
             <w:r>
-              <w:t>Report §10 (p. 22)</w:t>
+              <w:t xml:space="preserve">Report §10 (p. 24)</w:t>
             </w:r>
           </w:p>
         </w:tc>
@@ -1136,7 +1127,7 @@
               <w:pStyle w:val="Compact"/>
             </w:pPr>
             <w:r>
-              <w:t>Report §2 + §3 (pp. 7, 9)</w:t>
+              <w:t xml:space="preserve">Report §2 + §3 (pp. 8, 11)</w:t>
             </w:r>
           </w:p>
         </w:tc>
@@ -1181,7 +1172,7 @@
               <w:pStyle w:val="Compact"/>
             </w:pPr>
             <w:r>
-              <w:t>Report §8 + App. E (pp. 20, 28)</w:t>
+              <w:t xml:space="preserve">Report §8 + App. E (pp. 22, 31)</w:t>
             </w:r>
           </w:p>
         </w:tc>
@@ -1226,7 +1217,7 @@
               <w:pStyle w:val="Compact"/>
             </w:pPr>
             <w:r>
-              <w:t>Report §3.5 + §1.3 (pp. 11, 4)</w:t>
+              <w:t xml:space="preserve">Report §3.5 + §1.3 (pp. 12, 4)</w:t>
             </w:r>
           </w:p>
         </w:tc>
@@ -1284,7 +1275,7 @@
               <w:pStyle w:val="Compact"/>
             </w:pPr>
             <w:r>
-              <w:t>Report §7 (p. 17)</w:t>
+              <w:t xml:space="preserve">Report §7 (p. 19)</w:t>
             </w:r>
           </w:p>
         </w:tc>
@@ -1345,7 +1336,7 @@
               <w:pStyle w:val="Compact"/>
             </w:pPr>
             <w:r>
-              <w:t>Whole report (pp. 1–28)</w:t>
+              <w:t xml:space="preserve">Whole report (pp. 1–31)</w:t>
             </w:r>
           </w:p>
         </w:tc>
@@ -1584,19 +1575,30 @@
           <w:b/>
           <w:bCs/>
         </w:rPr>
-        <w:t>What I would do to improve the work. Recalibrate the confidence scale (§7.6); run the free-text/continuous model on a real large corpus (Aalto); train at scale on GPU to test whether the hybrid's advantage holds as accuracy improves; collect a small consented dataset of real users to test cross-dataset generalisation; and — having worked entirely solo — seek a mentor or peer reviewer earlier next time, since explaining a result to another person catches errors that re-reading your own code does not.</w:t>
-      </w:r>
-      <w:r/>
-      <w:r/>
-      <w:r/>
+        <w:t xml:space="preserve">What I would do to improve the work.</w:t>
+      </w:r>
+      <w:r>
+        <w:t xml:space="preserve"> </w:t>
+      </w:r>
+      <w:r>
+        <w:t xml:space="preserve">Recalibrate the confidence scale (§7.6); run the free-text/continuous model on a real large corpus (Aalto); train at scale on GPU to test whether the hybrid's advantage holds as accuracy improves; collect a small</w:t>
+      </w:r>
+      <w:r>
+        <w:t xml:space="preserve"> </w:t>
+      </w:r>
       <w:r>
         <w:rPr>
           <w:i/>
           <w:iCs/>
         </w:rPr>
-      </w:r>
-      <w:r/>
-      <w:r/>
+        <w:t xml:space="preserve">consented</w:t>
+      </w:r>
+      <w:r>
+        <w:t xml:space="preserve"> </w:t>
+      </w:r>
+      <w:r>
+        <w:t xml:space="preserve">dataset of real users to test cross-dataset generalisation; and — having worked entirely solo — seek a mentor or peer reviewer earlier next time, since explaining a result to another person catches errors that re-reading your own code does not.</w:t>
+      </w:r>
     </w:p>
     <w:p>
       <w:pPr>
@@ -1613,7 +1615,7 @@
         <w:t xml:space="preserve"> </w:t>
       </w:r>
       <w:r>
-        <w:t>Turn it into a deployed, opt-in, user-controlled feature in the live product it grew from (consent and fail-safe behaviour built in from the first line), then extend from fixed-text login checks to</w:t>
+        <w:t xml:space="preserve">Turn it into a deployed, opt-in, user-controlled feature in the live product it grew from (consent and fail-safe behaviour built in from the first line), then extend from fixed-text login checks to</w:t>
       </w:r>
       <w:r>
         <w:t xml:space="preserve"> </w:t>
@@ -1654,7 +1656,7 @@
         <w:pStyle w:val="FirstParagraph"/>
       </w:pPr>
       <w:r>
-        <w:t>Per CREST's AI policy, I confirm that all AI-assisted content has been referenced and declared. The full disclosure — tool (Anthropic Claude via Claude Code), dates (2026 — development and report drafting), what it did, how I checked it, and a representative prompt — is in</w:t>
+        <w:t xml:space="preserve">Per CREST's AI policy, I confirm that all AI-assisted content has been referenced and declared. The full disclosure — tool (Anthropic Claude via Claude Code), dates (2026 — development and report drafting), what it did, how I checked it, and a representative prompt — is in</w:t>
       </w:r>
       <w:r>
         <w:t xml:space="preserve"> </w:t>
@@ -1680,7 +1682,7 @@
         <w:t xml:space="preserve">not attached raw session transcripts</w:t>
       </w:r>
       <w:r>
-        <w:t>; instead the originality of the work is evidenced by the §12 statement, the git history (which records the human decisions and edits at each step), and the fact that every result is reproducible from my own code.</w:t>
+        <w:t xml:space="preserve">; instead the originality of the work is evidenced by the §12 statement, the git history (which records the human decisions and edits at each step), and the fact that every result is reproducible from my own code.</w:t>
       </w:r>
       <w:r>
         <w:t xml:space="preserve"> </w:t>

--- a/CREST_Student_Profile_Form.docx
+++ b/CREST_Student_Profile_Form.docx
@@ -116,7 +116,7 @@
         <w:t xml:space="preserve"> </w:t>
       </w:r>
       <w:r>
-        <w:t xml:space="preserve">(31 pages, exported from the current</w:t>
+        <w:t xml:space="preserve">(33 pages, exported from the current</w:t>
       </w:r>
       <w:r>
         <w:t xml:space="preserve"> </w:t>
@@ -575,7 +575,7 @@
               <w:pStyle w:val="Compact"/>
             </w:pPr>
             <w:r>
-              <w:t xml:space="preserve">Report §1.4 (p. 5)</w:t>
+              <w:t xml:space="preserve">Report §1.4 (p. 6)</w:t>
             </w:r>
           </w:p>
         </w:tc>
@@ -799,7 +799,7 @@
               <w:pStyle w:val="Compact"/>
             </w:pPr>
             <w:r>
-              <w:t xml:space="preserve">Report §2 + §13 (pp. 8, 26)</w:t>
+              <w:t xml:space="preserve">Report §2 + §13 (pp. 8, 28)</w:t>
             </w:r>
           </w:p>
         </w:tc>
@@ -932,7 +932,7 @@
               <w:pStyle w:val="Compact"/>
             </w:pPr>
             <w:r>
-              <w:t xml:space="preserve">Report §4 + §5 (pp. 14, 16)</w:t>
+              <w:t xml:space="preserve">Report §4 + §5 (pp. 14, 17)</w:t>
             </w:r>
           </w:p>
         </w:tc>
@@ -977,7 +977,7 @@
               <w:pStyle w:val="Compact"/>
             </w:pPr>
             <w:r>
-              <w:t xml:space="preserve">Report §6 (p. 18)</w:t>
+              <w:t xml:space="preserve">Report §6 (p. 19)</w:t>
             </w:r>
           </w:p>
         </w:tc>
@@ -1022,7 +1022,7 @@
               <w:pStyle w:val="Compact"/>
             </w:pPr>
             <w:r>
-              <w:t xml:space="preserve">Report §10 (p. 24)</w:t>
+              <w:t xml:space="preserve">Report §10 (p. 25)</w:t>
             </w:r>
           </w:p>
         </w:tc>
@@ -1172,7 +1172,7 @@
               <w:pStyle w:val="Compact"/>
             </w:pPr>
             <w:r>
-              <w:t xml:space="preserve">Report §8 + App. E (pp. 22, 31)</w:t>
+              <w:t xml:space="preserve">Report §8 + App. E (pp. 23, 33)</w:t>
             </w:r>
           </w:p>
         </w:tc>
@@ -1275,7 +1275,7 @@
               <w:pStyle w:val="Compact"/>
             </w:pPr>
             <w:r>
-              <w:t xml:space="preserve">Report §7 (p. 19)</w:t>
+              <w:t xml:space="preserve">Report §7 (p. 20)</w:t>
             </w:r>
           </w:p>
         </w:tc>
@@ -1336,7 +1336,7 @@
               <w:pStyle w:val="Compact"/>
             </w:pPr>
             <w:r>
-              <w:t xml:space="preserve">Whole report (pp. 1–31)</w:t>
+              <w:t xml:space="preserve">Whole report (pp. 1–33)</w:t>
             </w:r>
           </w:p>
         </w:tc>

--- a/CREST_Student_Profile_Form.docx
+++ b/CREST_Student_Profile_Form.docx
@@ -116,7 +116,7 @@
         <w:t xml:space="preserve"> </w:t>
       </w:r>
       <w:r>
-        <w:t xml:space="preserve">(33 pages, exported from the current</w:t>
+        <w:t xml:space="preserve">(27 pages, exported from the current</w:t>
       </w:r>
       <w:r>
         <w:t xml:space="preserve"> </w:t>
@@ -440,7 +440,7 @@
               <w:pStyle w:val="Compact"/>
             </w:pPr>
             <w:r>
-              <w:t xml:space="preserve">Report §1.1 (p. 3)</w:t>
+              <w:t xml:space="preserve">Report §1.1 (p. 2)</w:t>
             </w:r>
           </w:p>
         </w:tc>
@@ -485,7 +485,7 @@
               <w:pStyle w:val="Compact"/>
             </w:pPr>
             <w:r>
-              <w:t xml:space="preserve">Report §1.2 (p. 4)</w:t>
+              <w:t xml:space="preserve">Report §1.2 (p. 3)</w:t>
             </w:r>
           </w:p>
         </w:tc>
@@ -575,7 +575,7 @@
               <w:pStyle w:val="Compact"/>
             </w:pPr>
             <w:r>
-              <w:t xml:space="preserve">Report §1.4 (p. 6)</w:t>
+              <w:t xml:space="preserve">Report §1.4 (p. 5)</w:t>
             </w:r>
           </w:p>
         </w:tc>
@@ -725,7 +725,7 @@
               <w:pStyle w:val="Compact"/>
             </w:pPr>
             <w:r>
-              <w:t xml:space="preserve">Report §1.6 (p. 8)</w:t>
+              <w:t xml:space="preserve">Report §1.6 (p. 7)</w:t>
             </w:r>
           </w:p>
         </w:tc>
@@ -799,7 +799,7 @@
               <w:pStyle w:val="Compact"/>
             </w:pPr>
             <w:r>
-              <w:t xml:space="preserve">Report §2 + §13 (pp. 8, 28)</w:t>
+              <w:t xml:space="preserve">Report §2 + §12 (pp. 8, 23)</w:t>
             </w:r>
           </w:p>
         </w:tc>
@@ -932,7 +932,7 @@
               <w:pStyle w:val="Compact"/>
             </w:pPr>
             <w:r>
-              <w:t xml:space="preserve">Report §4 + §5 (pp. 14, 17)</w:t>
+              <w:t xml:space="preserve">Report §4 + §5 (pp. 13, 17)</w:t>
             </w:r>
           </w:p>
         </w:tc>
@@ -977,7 +977,7 @@
               <w:pStyle w:val="Compact"/>
             </w:pPr>
             <w:r>
-              <w:t xml:space="preserve">Report §6 (p. 19)</w:t>
+              <w:t xml:space="preserve">Report §6 (p. 18)</w:t>
             </w:r>
           </w:p>
         </w:tc>
@@ -1022,18 +1022,18 @@
               <w:pStyle w:val="Compact"/>
             </w:pPr>
             <w:r>
-              <w:t xml:space="preserve">Report §10 (p. 25)</w:t>
-            </w:r>
-          </w:p>
-        </w:tc>
-        <w:tc>
-          <w:tcPr/>
-          <w:p>
-            <w:pPr>
-              <w:pStyle w:val="Compact"/>
-            </w:pPr>
-            <w:r>
-              <w:t xml:space="preserve">≥ half a page of specific reflection: closed-vs-open-set as the key lesson, reproducibility, and four concrete next steps.</w:t>
+              <w:t xml:space="preserve">Report §9 (p. 21)</w:t>
+            </w:r>
+          </w:p>
+        </w:tc>
+        <w:tc>
+          <w:tcPr/>
+          <w:p>
+            <w:pPr>
+              <w:pStyle w:val="Compact"/>
+            </w:pPr>
+            <w:r>
+              <w:t xml:space="preserve">≥ half a page of specific reflection: closed-vs-open-set as the key lesson, working solo without a mentor, and four concrete next steps.</w:t>
             </w:r>
           </w:p>
         </w:tc>
@@ -1127,7 +1127,7 @@
               <w:pStyle w:val="Compact"/>
             </w:pPr>
             <w:r>
-              <w:t xml:space="preserve">Report §2 + §3 (pp. 8, 11)</w:t>
+              <w:t xml:space="preserve">Report §2 + §3 (pp. 8, 10)</w:t>
             </w:r>
           </w:p>
         </w:tc>
@@ -1172,7 +1172,7 @@
               <w:pStyle w:val="Compact"/>
             </w:pPr>
             <w:r>
-              <w:t xml:space="preserve">Report §8 + App. E (pp. 23, 33)</w:t>
+              <w:t xml:space="preserve">Report §8 (p. 20)</w:t>
             </w:r>
           </w:p>
         </w:tc>
@@ -1275,7 +1275,7 @@
               <w:pStyle w:val="Compact"/>
             </w:pPr>
             <w:r>
-              <w:t xml:space="preserve">Report §7 (p. 20)</w:t>
+              <w:t xml:space="preserve">Report §7 (p. 19)</w:t>
             </w:r>
           </w:p>
         </w:tc>
@@ -1336,18 +1336,18 @@
               <w:pStyle w:val="Compact"/>
             </w:pPr>
             <w:r>
-              <w:t xml:space="preserve">Whole report (pp. 1–33)</w:t>
-            </w:r>
-          </w:p>
-        </w:tc>
-        <w:tc>
-          <w:tcPr/>
-          <w:p>
-            <w:pPr>
-              <w:pStyle w:val="Compact"/>
-            </w:pPr>
-            <w:r>
-              <w:t xml:space="preserve">Logical structure, abstract, labelled tables and figures, a glossary defining every term/abbreviation (App. B), accessible language.</w:t>
+              <w:t xml:space="preserve">Whole report (pp. 1–27)</w:t>
+            </w:r>
+          </w:p>
+        </w:tc>
+        <w:tc>
+          <w:tcPr/>
+          <w:p>
+            <w:pPr>
+              <w:pStyle w:val="Compact"/>
+            </w:pPr>
+            <w:r>
+              <w:t xml:space="preserve">Logical structure, abstract, labelled tables and figures, a glossary defining every term/abbreviation (App. A), accessible language.</w:t>
             </w:r>
           </w:p>
         </w:tc>
@@ -1666,7 +1666,7 @@
           <w:b/>
           <w:bCs/>
         </w:rPr>
-        <w:t xml:space="preserve">Report §12 (AI Use Statement)</w:t>
+        <w:t xml:space="preserve">Report §11 (AI Use Statement)</w:t>
       </w:r>
       <w:r>
         <w:t xml:space="preserve">. The AI assisted with code scaffolding, debugging, literature-pointer finding, and drafting; I set the research direction, made every scientific decision, ran and tested all code, verified every result, and edited all prose into my own voice. I have</w:t>
@@ -1682,7 +1682,7 @@
         <w:t xml:space="preserve">not attached raw session transcripts</w:t>
       </w:r>
       <w:r>
-        <w:t xml:space="preserve">; instead the originality of the work is evidenced by the §12 statement, the git history (which records the human decisions and edits at each step), and the fact that every result is reproducible from my own code.</w:t>
+        <w:t xml:space="preserve">; instead the originality of the work is evidenced by the §11 statement, the git history (which records the human decisions and edits at each step), and the fact that every result is reproducible from my own code.</w:t>
       </w:r>
       <w:r>
         <w:t xml:space="preserve"> </w:t>
@@ -1733,7 +1733,7 @@
         <w:t xml:space="preserve"> </w:t>
       </w:r>
       <w:r>
-        <w:t xml:space="preserve">I confirm that the work described in this report and profile form is my own: I made every scientific decision, wrote and ran all the code, and verified every result, with AI assistance disclosed and bounded as described in Part 4 and Report §12.</w:t>
+        <w:t xml:space="preserve">I confirm that the work described in this report and profile form is my own: I made every scientific decision, wrote and ran all the code, and verified every result, with AI assistance disclosed and bounded as described in Part 4 and Report §11.</w:t>
       </w:r>
     </w:p>
     <w:tbl>

--- a/CREST_Student_Profile_Form.docx
+++ b/CREST_Student_Profile_Form.docx
@@ -977,7 +977,7 @@
               <w:pStyle w:val="Compact"/>
             </w:pPr>
             <w:r>
-              <w:t xml:space="preserve">Report §6 (p. 18)</w:t>
+              <w:t xml:space="preserve">Report §6 (p. 19)</w:t>
             </w:r>
           </w:p>
         </w:tc>

--- a/CREST_Student_Profile_Form.docx
+++ b/CREST_Student_Profile_Form.docx
@@ -2,7 +2,7 @@
 <file path=word/document.xml><?xml version="1.0" encoding="utf-8"?>
 <w:document xmlns:w="http://schemas.openxmlformats.org/wordprocessingml/2006/main" xmlns:m="http://schemas.openxmlformats.org/officeDocument/2006/math" xmlns:r="http://schemas.openxmlformats.org/officeDocument/2006/relationships" xmlns:o="urn:schemas-microsoft-com:office:office" xmlns:v="urn:schemas-microsoft-com:vml" xmlns:w10="urn:schemas-microsoft-com:office:word" xmlns:a="http://schemas.openxmlformats.org/drawingml/2006/main" xmlns:pic="http://schemas.openxmlformats.org/drawingml/2006/picture" xmlns:wp="http://schemas.openxmlformats.org/drawingml/2006/wordprocessingDrawing">
   <w:body>
-    <w:bookmarkStart w:id="19" w:name="crest-gold-award--student-profile-form"/>
+    <w:bookmarkStart w:id="18" w:name="crest-gold-award--student-profile-form"/>
     <w:p>
       <w:pPr>
         <w:pStyle w:val="Heading1"/>
@@ -42,23 +42,7 @@
         <w:t xml:space="preserve"> </w:t>
       </w:r>
       <w:r>
-        <w:t xml:space="preserve">the report — one per student, even in a group. It has two functional parts: (1) a</w:t>
-      </w:r>
-      <w:r>
-        <w:t xml:space="preserve"> </w:t>
-      </w:r>
-      <w:r>
-        <w:rPr>
-          <w:b/>
-          <w:bCs/>
-        </w:rPr>
-        <w:t xml:space="preserve">criteria checklist</w:t>
-      </w:r>
-      <w:r>
-        <w:t xml:space="preserve"> </w:t>
-      </w:r>
-      <w:r>
-        <w:t xml:space="preserve">where you point the assessor to</w:t>
+        <w:t xml:space="preserve">the report — one per student. It is the assessor's map: for each of the 15 criteria you point to</w:t>
       </w:r>
       <w:r>
         <w:t xml:space="preserve"> </w:t>
@@ -68,26 +52,13 @@
           <w:i/>
           <w:iCs/>
         </w:rPr>
-        <w:t xml:space="preserve">where in your report</w:t>
+        <w:t xml:space="preserve">where in the report</w:t>
       </w:r>
       <w:r>
         <w:t xml:space="preserve"> </w:t>
       </w:r>
       <w:r>
-        <w:t xml:space="preserve">each of the 15 criteria is evidenced (the assessor reads this first), and (2) a</w:t>
-      </w:r>
-      <w:r>
-        <w:t xml:space="preserve"> </w:t>
-      </w:r>
-      <w:r>
-        <w:rPr>
-          <w:b/>
-          <w:bCs/>
-        </w:rPr>
-        <w:t xml:space="preserve">personal reflection</w:t>
-      </w:r>
-      <w:r>
-        <w:t xml:space="preserve">. This file reproduces that structure so you can transcribe it into the official CREST form (Word/PDF) at</w:t>
+        <w:t xml:space="preserve">you show it, with an optional short note. This file mirrors the official form (download and transcribe at</w:t>
       </w:r>
       <w:r>
         <w:t xml:space="preserve"> </w:t>
@@ -101,37 +72,20 @@
         </w:r>
       </w:hyperlink>
       <w:r>
-        <w:t xml:space="preserve">. The criteria checklist below carries the page numbers from the regenerated</w:t>
+        <w:t xml:space="preserve">). The "Where" column cites report</w:t>
       </w:r>
       <w:r>
         <w:t xml:space="preserve"> </w:t>
       </w:r>
       <w:r>
         <w:rPr>
-          <w:rStyle w:val="VerbatimChar"/>
+          <w:b/>
+          <w:bCs/>
         </w:rPr>
-        <w:t xml:space="preserve">CREST_Gold_Report.pdf</w:t>
-      </w:r>
-      <w:r>
-        <w:t xml:space="preserve"> </w:t>
-      </w:r>
-      <w:r>
-        <w:t xml:space="preserve">(27 pages, exported from the current</w:t>
-      </w:r>
-      <w:r>
-        <w:t xml:space="preserve"> </w:t>
-      </w:r>
-      <w:r>
-        <w:rPr>
-          <w:rStyle w:val="VerbatimChar"/>
-        </w:rPr>
-        <w:t xml:space="preserve">.docx</w:t>
-      </w:r>
-      <w:r>
-        <w:t xml:space="preserve"> </w:t>
-      </w:r>
-      <w:r>
-        <w:t xml:space="preserve">via Word); if you re-format or re-export the PDF the pagination may shift, so re-check the numbers against the file you actually submit. The official form asks for "Page X, paragraph Y" — add paragraph numbers if you wish.</w:t>
+        <w:t xml:space="preserve">sections</w:t>
+      </w:r>
+      <w:r>
+        <w:t xml:space="preserve">; after you export the report to PDF, add the page (and paragraph) numbers the official form asks for, because pagination shifts on export.</w:t>
       </w:r>
     </w:p>
     <w:p>
@@ -139,15 +93,6 @@
         <w:pict>
           <v:rect style="width:0;height:1.5pt" o:hralign="center" o:hrstd="t" o:hr="t"/>
         </w:pict>
-      </w:r>
-    </w:p>
-    <w:bookmarkStart w:id="10" w:name="part-1--project-details"/>
-    <w:p>
-      <w:pPr>
-        <w:pStyle w:val="Heading2"/>
-      </w:pPr>
-      <w:r>
-        <w:t xml:space="preserve">Part 1 — Project details</w:t>
       </w:r>
     </w:p>
     <w:tbl>
@@ -170,20 +115,14 @@
             <w:pPr>
               <w:pStyle w:val="Compact"/>
             </w:pPr>
-            <w:r>
-              <w:t xml:space="preserve">Field</w:t>
-            </w:r>
-          </w:p>
-        </w:tc>
-        <w:tc>
-          <w:tcPr/>
-          <w:p>
-            <w:pPr>
-              <w:pStyle w:val="Compact"/>
-            </w:pPr>
-            <w:r>
-              <w:t xml:space="preserve">Entry</w:t>
-            </w:r>
+          </w:p>
+        </w:tc>
+        <w:tc>
+          <w:tcPr/>
+          <w:p>
+            <w:pPr>
+              <w:pStyle w:val="Compact"/>
+            </w:pPr>
           </w:p>
         </w:tc>
       </w:tr>
@@ -195,7 +134,7 @@
               <w:pStyle w:val="Compact"/>
             </w:pPr>
             <w:r>
-              <w:t xml:space="preserve">First name</w:t>
+              <w:t xml:space="preserve">Student / team member's first name</w:t>
             </w:r>
           </w:p>
         </w:tc>
@@ -258,7 +197,7 @@
               <w:pStyle w:val="Compact"/>
             </w:pPr>
             <w:r>
-              <w:t xml:space="preserve">Content-independent keystroke-dynamics biometric verification: does a deep metric-learning embedding with a classical calibrated verifier authenticate users by typing rhythm alone?</w:t>
+              <w:t xml:space="preserve">Can you be recognised by the way you type? Building and testing an open-set keystroke-dynamics verification system</w:t>
             </w:r>
           </w:p>
         </w:tc>
@@ -271,42 +210,18 @@
               <w:pStyle w:val="Compact"/>
             </w:pPr>
             <w:r>
-              <w:t xml:space="preserve">Mentor / supervisor</w:t>
-            </w:r>
-          </w:p>
-        </w:tc>
-        <w:tc>
-          <w:tcPr/>
-          <w:p>
-            <w:pPr>
-              <w:pStyle w:val="Compact"/>
-            </w:pPr>
-            <w:r>
-              <w:t xml:space="preserve">None — independent project (no mentor or supervisor)</w:t>
-            </w:r>
-          </w:p>
-        </w:tc>
-      </w:tr>
-      <w:tr>
-        <w:tc>
-          <w:tcPr/>
-          <w:p>
-            <w:pPr>
-              <w:pStyle w:val="Compact"/>
-            </w:pPr>
-            <w:r>
-              <w:t xml:space="preserve">Approximate hours</w:t>
-            </w:r>
-          </w:p>
-        </w:tc>
-        <w:tc>
-          <w:tcPr/>
-          <w:p>
-            <w:pPr>
-              <w:pStyle w:val="Compact"/>
-            </w:pPr>
-            <w:r>
-              <w:t xml:space="preserve">≈ 84 hours (above the ~70-hour Gold expectation), evidenced by the git history and the effort breakdown in Report §1.5</w:t>
+              <w:t xml:space="preserve">Mentor name</w:t>
+            </w:r>
+          </w:p>
+        </w:tc>
+        <w:tc>
+          <w:tcPr/>
+          <w:p>
+            <w:pPr>
+              <w:pStyle w:val="Compact"/>
+            </w:pPr>
+            <w:r>
+              <w:t xml:space="preserve">None — independent project (see the note at the end)</w:t>
             </w:r>
           </w:p>
         </w:tc>
@@ -319,14 +234,13 @@
         </w:pict>
       </w:r>
     </w:p>
-    <w:bookmarkEnd w:id="10"/>
-    <w:bookmarkStart w:id="15" w:name="Xef741791807c1732c9bc395033cbe9421286737"/>
+    <w:bookmarkStart w:id="14" w:name="criteria-checklist"/>
     <w:p>
       <w:pPr>
         <w:pStyle w:val="Heading2"/>
       </w:pPr>
       <w:r>
-        <w:t xml:space="preserve">Part 2 — Criteria checklist (the evidence index)</w:t>
+        <w:t xml:space="preserve">Criteria checklist</w:t>
       </w:r>
     </w:p>
     <w:p>
@@ -334,32 +248,20 @@
         <w:pStyle w:val="FirstParagraph"/>
       </w:pPr>
       <w:r>
-        <w:t xml:space="preserve">For each criterion, write the</w:t>
-      </w:r>
-      <w:r>
-        <w:t xml:space="preserve"> </w:t>
-      </w:r>
-      <w:r>
         <w:rPr>
-          <w:b/>
-          <w:bCs/>
+          <w:i/>
+          <w:iCs/>
         </w:rPr>
-        <w:t xml:space="preserve">page (and paragraph)</w:t>
-      </w:r>
-      <w:r>
-        <w:t xml:space="preserve"> </w:t>
-      </w:r>
-      <w:r>
-        <w:t xml:space="preserve">in your report where the assessor will find the evidence. Replace each "Report §" with the matching page number after you paginate the PDF.</w:t>
+        <w:t xml:space="preserve">Notes to the assessor are optional and deliberately brief — the evidence is in the report section named.</w:t>
       </w:r>
     </w:p>
-    <w:bookmarkStart w:id="11" w:name="section-1--planning-the-project"/>
+    <w:bookmarkStart w:id="10" w:name="X6cfab65be3a0f1bf00cf97b9710ac6a8040ae40"/>
     <w:p>
       <w:pPr>
         <w:pStyle w:val="Heading3"/>
       </w:pPr>
       <w:r>
-        <w:t xml:space="preserve">Section 1 — Planning the project</w:t>
+        <w:t xml:space="preserve">1 — Planning your project</w:t>
       </w:r>
     </w:p>
     <w:tbl>
@@ -395,18 +297,18 @@
               <w:pStyle w:val="Compact"/>
             </w:pPr>
             <w:r>
-              <w:t xml:space="preserve">Where I show this (page / section)</w:t>
-            </w:r>
-          </w:p>
-        </w:tc>
-        <w:tc>
-          <w:tcPr/>
-          <w:p>
-            <w:pPr>
-              <w:pStyle w:val="Compact"/>
-            </w:pPr>
-            <w:r>
-              <w:t xml:space="preserve">My note to the assessor</w:t>
+              <w:t xml:space="preserve">Where I show this</w:t>
+            </w:r>
+          </w:p>
+        </w:tc>
+        <w:tc>
+          <w:tcPr/>
+          <w:p>
+            <w:pPr>
+              <w:pStyle w:val="Compact"/>
+            </w:pPr>
+            <w:r>
+              <w:t xml:space="preserve">Note to the assessor</w:t>
             </w:r>
           </w:p>
         </w:tc>
@@ -429,29 +331,29 @@
               <w:t xml:space="preserve"> </w:t>
             </w:r>
             <w:r>
-              <w:t xml:space="preserve">Clear aim broken into objectives</w:t>
-            </w:r>
-          </w:p>
-        </w:tc>
-        <w:tc>
-          <w:tcPr/>
-          <w:p>
-            <w:pPr>
-              <w:pStyle w:val="Compact"/>
-            </w:pPr>
-            <w:r>
-              <w:t xml:space="preserve">Report §1.1 (p. 2)</w:t>
-            </w:r>
-          </w:p>
-        </w:tc>
-        <w:tc>
-          <w:tcPr/>
-          <w:p>
-            <w:pPr>
-              <w:pStyle w:val="Compact"/>
-            </w:pPr>
-            <w:r>
-              <w:t xml:space="preserve">The aim is one testable sentence; it is decomposed into 6 objectives each with a measurable success condition and an outcome column.</w:t>
+              <w:t xml:space="preserve">Set a clear aim, broken into smaller objectives</w:t>
+            </w:r>
+          </w:p>
+        </w:tc>
+        <w:tc>
+          <w:tcPr/>
+          <w:p>
+            <w:pPr>
+              <w:pStyle w:val="Compact"/>
+            </w:pPr>
+            <w:r>
+              <w:t xml:space="preserve">§1.2</w:t>
+            </w:r>
+          </w:p>
+        </w:tc>
+        <w:tc>
+          <w:tcPr/>
+          <w:p>
+            <w:pPr>
+              <w:pStyle w:val="Compact"/>
+            </w:pPr>
+            <w:r>
+              <w:t xml:space="preserve">One testable aim, split into six objectives each with a checkable success condition.</w:t>
             </w:r>
           </w:p>
         </w:tc>
@@ -474,29 +376,29 @@
               <w:t xml:space="preserve"> </w:t>
             </w:r>
             <w:r>
-              <w:t xml:space="preserve">Wider purpose</w:t>
-            </w:r>
-          </w:p>
-        </w:tc>
-        <w:tc>
-          <w:tcPr/>
-          <w:p>
-            <w:pPr>
-              <w:pStyle w:val="Compact"/>
-            </w:pPr>
-            <w:r>
-              <w:t xml:space="preserve">Report §1.2 (p. 3)</w:t>
-            </w:r>
-          </w:p>
-        </w:tc>
-        <w:tc>
-          <w:tcPr/>
-          <w:p>
-            <w:pPr>
-              <w:pStyle w:val="Compact"/>
-            </w:pPr>
-            <w:r>
-              <w:t xml:space="preserve">Account-takeover fraud and credential stuffing as the real-world problem; named stakeholders (ordinary account holders on any login); accessibility angle.</w:t>
+              <w:t xml:space="preserve">Explained a wider purpose</w:t>
+            </w:r>
+          </w:p>
+        </w:tc>
+        <w:tc>
+          <w:tcPr/>
+          <w:p>
+            <w:pPr>
+              <w:pStyle w:val="Compact"/>
+            </w:pPr>
+            <w:r>
+              <w:t xml:space="preserve">§1.1</w:t>
+            </w:r>
+          </w:p>
+        </w:tc>
+        <w:tc>
+          <w:tcPr/>
+          <w:p>
+            <w:pPr>
+              <w:pStyle w:val="Compact"/>
+            </w:pPr>
+            <w:r>
+              <w:t xml:space="preserve">Account-takeover from stolen credentials as the real problem; who a silent second factor helps.</w:t>
             </w:r>
           </w:p>
         </w:tc>
@@ -519,29 +421,29 @@
               <w:t xml:space="preserve"> </w:t>
             </w:r>
             <w:r>
-              <w:t xml:space="preserve">Range of approaches</w:t>
-            </w:r>
-          </w:p>
-        </w:tc>
-        <w:tc>
-          <w:tcPr/>
-          <w:p>
-            <w:pPr>
-              <w:pStyle w:val="Compact"/>
-            </w:pPr>
-            <w:r>
-              <w:t xml:space="preserve">Report §1.3 (p. 4)</w:t>
-            </w:r>
-          </w:p>
-        </w:tc>
-        <w:tc>
-          <w:tcPr/>
-          <w:p>
-            <w:pPr>
-              <w:pStyle w:val="Compact"/>
-            </w:pPr>
-            <w:r>
-              <w:t xml:space="preserve">Three distinct approaches (statistical / deep classifier / metric-embedding) compared in a trade-off table on nine criteria, with the decision justified.</w:t>
+              <w:t xml:space="preserve">Identified a range of approaches</w:t>
+            </w:r>
+          </w:p>
+        </w:tc>
+        <w:tc>
+          <w:tcPr/>
+          <w:p>
+            <w:pPr>
+              <w:pStyle w:val="Compact"/>
+            </w:pPr>
+            <w:r>
+              <w:t xml:space="preserve">§3.1</w:t>
+            </w:r>
+          </w:p>
+        </w:tc>
+        <w:tc>
+          <w:tcPr/>
+          <w:p>
+            <w:pPr>
+              <w:pStyle w:val="Compact"/>
+            </w:pPr>
+            <w:r>
+              <w:t xml:space="preserve">Three verifier designs compared (statistical / deep classifier / metric embedding) and the choice justified.</w:t>
             </w:r>
           </w:p>
         </w:tc>
@@ -564,29 +466,29 @@
               <w:t xml:space="preserve"> </w:t>
             </w:r>
             <w:r>
-              <w:t xml:space="preserve">Plan and why I chose it</w:t>
-            </w:r>
-          </w:p>
-        </w:tc>
-        <w:tc>
-          <w:tcPr/>
-          <w:p>
-            <w:pPr>
-              <w:pStyle w:val="Compact"/>
-            </w:pPr>
-            <w:r>
-              <w:t xml:space="preserve">Report §1.4 (p. 5)</w:t>
-            </w:r>
-          </w:p>
-        </w:tc>
-        <w:tc>
-          <w:tcPr/>
-          <w:p>
-            <w:pPr>
-              <w:pStyle w:val="Compact"/>
-            </w:pPr>
-            <w:r>
-              <w:t xml:space="preserve">The three-part hybrid architecture and why the research/serve separation makes both the science and the product trustworthy.</w:t>
+              <w:t xml:space="preserve">Described the plan and why I chose it</w:t>
+            </w:r>
+          </w:p>
+        </w:tc>
+        <w:tc>
+          <w:tcPr/>
+          <w:p>
+            <w:pPr>
+              <w:pStyle w:val="Compact"/>
+            </w:pPr>
+            <w:r>
+              <w:t xml:space="preserve">§3.1</w:t>
+            </w:r>
+          </w:p>
+        </w:tc>
+        <w:tc>
+          <w:tcPr/>
+          <w:p>
+            <w:pPr>
+              <w:pStyle w:val="Compact"/>
+            </w:pPr>
+            <w:r>
+              <w:t xml:space="preserve">The three-part research/serve/product architecture and why that separation makes the science and the product trustworthy.</w:t>
             </w:r>
           </w:p>
         </w:tc>
@@ -609,42 +511,42 @@
               <w:t xml:space="preserve"> </w:t>
             </w:r>
             <w:r>
-              <w:t xml:space="preserve">Planned and organised time</w:t>
-            </w:r>
-          </w:p>
-        </w:tc>
-        <w:tc>
-          <w:tcPr/>
-          <w:p>
-            <w:pPr>
-              <w:pStyle w:val="Compact"/>
-            </w:pPr>
-            <w:r>
-              <w:t xml:space="preserve">Report §1.5 (p. 6)</w:t>
-            </w:r>
-          </w:p>
-        </w:tc>
-        <w:tc>
-          <w:tcPr/>
-          <w:p>
-            <w:pPr>
-              <w:pStyle w:val="Compact"/>
-            </w:pPr>
-            <w:r>
-              <w:t xml:space="preserve">A dated month-level timeline (planned versus actual across the project's four stages), an explicit ~84-hour effort breakdown by phase of work, and the project's honest replanning decisions with their reasons — the work organised in deliberate, dated stages.</w:t>
+              <w:t xml:space="preserve">Planned and organised my time</w:t>
+            </w:r>
+          </w:p>
+        </w:tc>
+        <w:tc>
+          <w:tcPr/>
+          <w:p>
+            <w:pPr>
+              <w:pStyle w:val="Compact"/>
+            </w:pPr>
+            <w:r>
+              <w:t xml:space="preserve">§1.3</w:t>
+            </w:r>
+          </w:p>
+        </w:tc>
+        <w:tc>
+          <w:tcPr/>
+          <w:p>
+            <w:pPr>
+              <w:pStyle w:val="Compact"/>
+            </w:pPr>
+            <w:r>
+              <w:t xml:space="preserve">Four dated stages, each gating the next, plus the two replanning decisions and their reasons.</w:t>
             </w:r>
           </w:p>
         </w:tc>
       </w:tr>
     </w:tbl>
-    <w:bookmarkEnd w:id="11"/>
-    <w:bookmarkStart w:id="12" w:name="section-2--throughout-the-project"/>
+    <w:bookmarkEnd w:id="10"/>
+    <w:bookmarkStart w:id="11" w:name="X520c0f612a91cd248d10fa32b8af57b45697481"/>
     <w:p>
       <w:pPr>
         <w:pStyle w:val="Heading3"/>
       </w:pPr>
       <w:r>
-        <w:t xml:space="preserve">Section 2 — Throughout the project</w:t>
+        <w:t xml:space="preserve">2 — Throughout your project</w:t>
       </w:r>
     </w:p>
     <w:tbl>
@@ -691,7 +593,7 @@
               <w:pStyle w:val="Compact"/>
             </w:pPr>
             <w:r>
-              <w:t xml:space="preserve">My note to the assessor</w:t>
+              <w:t xml:space="preserve">Note to the assessor</w:t>
             </w:r>
           </w:p>
         </w:tc>
@@ -725,47 +627,18 @@
               <w:pStyle w:val="Compact"/>
             </w:pPr>
             <w:r>
-              <w:t xml:space="preserve">Report §1.6 (p. 7)</w:t>
-            </w:r>
-          </w:p>
-        </w:tc>
-        <w:tc>
-          <w:tcPr/>
-          <w:p>
-            <w:pPr>
-              <w:pStyle w:val="Compact"/>
-            </w:pPr>
-            <w:r>
-              <w:t xml:space="preserve">Every dataset, library, tool, standard and source named. This was an</w:t>
-            </w:r>
-            <w:r>
-              <w:t xml:space="preserve"> </w:t>
-            </w:r>
-            <w:r>
-              <w:rPr>
-                <w:b/>
-                <w:bCs/>
-              </w:rPr>
-              <w:t xml:space="preserve">independent project with no mentor</w:t>
-            </w:r>
-            <w:r>
-              <w:t xml:space="preserve">, so §1.6 documents how the</w:t>
-            </w:r>
-            <w:r>
-              <w:t xml:space="preserve"> </w:t>
-            </w:r>
-            <w:r>
-              <w:rPr>
-                <w:i/>
-                <w:iCs/>
-              </w:rPr>
-              <w:t xml:space="preserve">research community</w:t>
-            </w:r>
-            <w:r>
-              <w:t xml:space="preserve"> </w:t>
-            </w:r>
-            <w:r>
-              <w:t xml:space="preserve">(published authors, library maintainers, ISO/ICO standards) and rigorous self-auditing stood in for a supervisor — stated honestly, not hidden.</w:t>
+              <w:t xml:space="preserve">§10 (+ §3)</w:t>
+            </w:r>
+          </w:p>
+        </w:tc>
+        <w:tc>
+          <w:tcPr/>
+          <w:p>
+            <w:pPr>
+              <w:pStyle w:val="Compact"/>
+            </w:pPr>
+            <w:r>
+              <w:t xml:space="preserve">Every dataset, library, tool and standard named; an independent project, so the research community stood in for a mentor — stated honestly.</w:t>
             </w:r>
           </w:p>
         </w:tc>
@@ -788,70 +661,42 @@
               <w:t xml:space="preserve"> </w:t>
             </w:r>
             <w:r>
-              <w:t xml:space="preserve">Researched background, acknowledged sources</w:t>
-            </w:r>
-          </w:p>
-        </w:tc>
-        <w:tc>
-          <w:tcPr/>
-          <w:p>
-            <w:pPr>
-              <w:pStyle w:val="Compact"/>
-            </w:pPr>
-            <w:r>
-              <w:t xml:space="preserve">Report §2 + §12 (pp. 8, 23)</w:t>
-            </w:r>
-          </w:p>
-        </w:tc>
-        <w:tc>
-          <w:tcPr/>
-          <w:p>
-            <w:pPr>
-              <w:pStyle w:val="Compact"/>
-            </w:pPr>
-            <w:r>
-              <w:t xml:space="preserve">A</w:t>
-            </w:r>
-            <w:r>
-              <w:t xml:space="preserve"> </w:t>
-            </w:r>
-            <w:r>
-              <w:rPr>
-                <w:i/>
-                <w:iCs/>
-              </w:rPr>
-              <w:t xml:space="preserve">synthesised</w:t>
-            </w:r>
-            <w:r>
-              <w:t xml:space="preserve"> </w:t>
-            </w:r>
-            <w:r>
-              <w:t xml:space="preserve">literature review (not paper-by-paper) that locates a specific gap; author–date in-text references with a full reference list; full provenance in</w:t>
-            </w:r>
-            <w:r>
-              <w:t xml:space="preserve"> </w:t>
-            </w:r>
-            <w:r>
-              <w:rPr>
-                <w:rStyle w:val="VerbatimChar"/>
-              </w:rPr>
-              <w:t xml:space="preserve">CREST_Research_Dossier.md</w:t>
-            </w:r>
-            <w:r>
-              <w:t xml:space="preserve">.</w:t>
+              <w:t xml:space="preserve">Researched the background, acknowledged sources</w:t>
+            </w:r>
+          </w:p>
+        </w:tc>
+        <w:tc>
+          <w:tcPr/>
+          <w:p>
+            <w:pPr>
+              <w:pStyle w:val="Compact"/>
+            </w:pPr>
+            <w:r>
+              <w:t xml:space="preserve">§2 + §12</w:t>
+            </w:r>
+          </w:p>
+        </w:tc>
+        <w:tc>
+          <w:tcPr/>
+          <w:p>
+            <w:pPr>
+              <w:pStyle w:val="Compact"/>
+            </w:pPr>
+            <w:r>
+              <w:t xml:space="preserve">A synthesised literature review that locates a specific gap, with author–date references and a fuller dossier.</w:t>
             </w:r>
           </w:p>
         </w:tc>
       </w:tr>
     </w:tbl>
-    <w:bookmarkEnd w:id="12"/>
-    <w:bookmarkStart w:id="13" w:name="section-3--finalising-the-project"/>
+    <w:bookmarkEnd w:id="11"/>
+    <w:bookmarkStart w:id="12" w:name="Xaea5c2b13af17948bf1522d065678cd46ea280f"/>
     <w:p>
       <w:pPr>
         <w:pStyle w:val="Heading3"/>
       </w:pPr>
       <w:r>
-        <w:t xml:space="preserve">Section 3 — Finalising the project</w:t>
+        <w:t xml:space="preserve">3 — Finalising your project</w:t>
       </w:r>
     </w:p>
     <w:tbl>
@@ -898,7 +743,7 @@
               <w:pStyle w:val="Compact"/>
             </w:pPr>
             <w:r>
-              <w:t xml:space="preserve">My note to the assessor</w:t>
+              <w:t xml:space="preserve">Note to the assessor</w:t>
             </w:r>
           </w:p>
         </w:tc>
@@ -932,18 +777,18 @@
               <w:pStyle w:val="Compact"/>
             </w:pPr>
             <w:r>
-              <w:t xml:space="preserve">Report §4 + §5 (pp. 13, 17)</w:t>
-            </w:r>
-          </w:p>
-        </w:tc>
-        <w:tc>
-          <w:tcPr/>
-          <w:p>
-            <w:pPr>
-              <w:pStyle w:val="Compact"/>
-            </w:pPr>
-            <w:r>
-              <w:t xml:space="preserve">Results answer the aim directly; §5.2 draws out implications for account security, the research community, and accessibility.</w:t>
+              <w:t xml:space="preserve">§5 + §8</w:t>
+            </w:r>
+          </w:p>
+        </w:tc>
+        <w:tc>
+          <w:tcPr/>
+          <w:p>
+            <w:pPr>
+              <w:pStyle w:val="Compact"/>
+            </w:pPr>
+            <w:r>
+              <w:t xml:space="preserve">Results answer the aim directly; implications drawn for account security, research, and accessibility.</w:t>
             </w:r>
           </w:p>
         </w:tc>
@@ -977,18 +822,18 @@
               <w:pStyle w:val="Compact"/>
             </w:pPr>
             <w:r>
-              <w:t xml:space="preserve">Report §6 (p. 19)</w:t>
-            </w:r>
-          </w:p>
-        </w:tc>
-        <w:tc>
-          <w:tcPr/>
-          <w:p>
-            <w:pPr>
-              <w:pStyle w:val="Compact"/>
-            </w:pPr>
-            <w:r>
-              <w:t xml:space="preserve">Six pivotal decisions, each with its concrete effect — e.g. the open-set choice cost a "better" number but bought a defensible one, and refusing a noisy tuning "win" (§4.6) kept the headline honest.</w:t>
+              <w:t xml:space="preserve">§7 + §9</w:t>
+            </w:r>
+          </w:p>
+        </w:tc>
+        <w:tc>
+          <w:tcPr/>
+          <w:p>
+            <w:pPr>
+              <w:pStyle w:val="Compact"/>
+            </w:pPr>
+            <w:r>
+              <w:t xml:space="preserve">The closed-set fix changed every number; refusing a noisy tuning "win" (§4.4) kept the headline honest.</w:t>
             </w:r>
           </w:p>
         </w:tc>
@@ -1022,31 +867,31 @@
               <w:pStyle w:val="Compact"/>
             </w:pPr>
             <w:r>
-              <w:t xml:space="preserve">Report §9 (p. 21)</w:t>
-            </w:r>
-          </w:p>
-        </w:tc>
-        <w:tc>
-          <w:tcPr/>
-          <w:p>
-            <w:pPr>
-              <w:pStyle w:val="Compact"/>
-            </w:pPr>
-            <w:r>
-              <w:t xml:space="preserve">≥ half a page of specific reflection: closed-vs-open-set as the key lesson, working solo without a mentor, and four concrete next steps.</w:t>
+              <w:t xml:space="preserve">§9</w:t>
+            </w:r>
+          </w:p>
+        </w:tc>
+        <w:tc>
+          <w:tcPr/>
+          <w:p>
+            <w:pPr>
+              <w:pStyle w:val="Compact"/>
+            </w:pPr>
+            <w:r>
+              <w:t xml:space="preserve">Closed-vs-open-set as the key lesson, working solo, and what I'd change next time.</w:t>
             </w:r>
           </w:p>
         </w:tc>
       </w:tr>
     </w:tbl>
-    <w:bookmarkEnd w:id="13"/>
-    <w:bookmarkStart w:id="14" w:name="section-4--project-wide"/>
+    <w:bookmarkEnd w:id="12"/>
+    <w:bookmarkStart w:id="13" w:name="Xcc2854fb62fb96be2cd4ea4c5d997c189787199"/>
     <w:p>
       <w:pPr>
         <w:pStyle w:val="Heading3"/>
       </w:pPr>
       <w:r>
-        <w:t xml:space="preserve">Section 4 — Project-wide</w:t>
+        <w:t xml:space="preserve">4 — Project-wide</w:t>
       </w:r>
     </w:p>
     <w:tbl>
@@ -1093,7 +938,7 @@
               <w:pStyle w:val="Compact"/>
             </w:pPr>
             <w:r>
-              <w:t xml:space="preserve">My note to the assessor</w:t>
+              <w:t xml:space="preserve">Note to the assessor</w:t>
             </w:r>
           </w:p>
         </w:tc>
@@ -1127,18 +972,18 @@
               <w:pStyle w:val="Compact"/>
             </w:pPr>
             <w:r>
-              <w:t xml:space="preserve">Report §2 + §3 (pp. 8, 10)</w:t>
-            </w:r>
-          </w:p>
-        </w:tc>
-        <w:tc>
-          <w:tcPr/>
-          <w:p>
-            <w:pPr>
-              <w:pStyle w:val="Compact"/>
-            </w:pPr>
-            <w:r>
-              <w:t xml:space="preserve">Metric learning, triplet loss, L2-normalisation, Ledoit–Wolf shrinkage, Mahalanobis, EER/DET explained at Level-3+ depth and applied.</w:t>
+              <w:t xml:space="preserve">§2 + §3</w:t>
+            </w:r>
+          </w:p>
+        </w:tc>
+        <w:tc>
+          <w:tcPr/>
+          <w:p>
+            <w:pPr>
+              <w:pStyle w:val="Compact"/>
+            </w:pPr>
+            <w:r>
+              <w:t xml:space="preserve">Metric learning, triplet loss, Ledoit–Wolf shrinkage, Mahalanobis, EER/DET explained and applied.</w:t>
             </w:r>
           </w:p>
         </w:tc>
@@ -1172,18 +1017,18 @@
               <w:pStyle w:val="Compact"/>
             </w:pPr>
             <w:r>
-              <w:t xml:space="preserve">Report §8 (p. 20)</w:t>
-            </w:r>
-          </w:p>
-        </w:tc>
-        <w:tc>
-          <w:tcPr/>
-          <w:p>
-            <w:pPr>
-              <w:pStyle w:val="Compact"/>
-            </w:pPr>
-            <w:r>
-              <w:t xml:space="preserve">Biometric data as GDPR special-category; consent; data minimisation (public dataset, templates not raw timings); fail-safe design; dual-use; risk assessment.</w:t>
+              <w:t xml:space="preserve">§6</w:t>
+            </w:r>
+          </w:p>
+        </w:tc>
+        <w:tc>
+          <w:tcPr/>
+          <w:p>
+            <w:pPr>
+              <w:pStyle w:val="Compact"/>
+            </w:pPr>
+            <w:r>
+              <w:t xml:space="preserve">Typing data as GDPR special-category; consent, data minimisation, fail-safe design, disparate impact.</w:t>
             </w:r>
           </w:p>
         </w:tc>
@@ -1217,18 +1062,18 @@
               <w:pStyle w:val="Compact"/>
             </w:pPr>
             <w:r>
-              <w:t xml:space="preserve">Report §3.5 + §1.3 (pp. 12, 4)</w:t>
-            </w:r>
-          </w:p>
-        </w:tc>
-        <w:tc>
-          <w:tcPr/>
-          <w:p>
-            <w:pPr>
-              <w:pStyle w:val="Compact"/>
-            </w:pPr>
-            <w:r>
-              <w:t xml:space="preserve">The creative core is combining two usually-separate fields — deep representation learning and classical shrinkage statistics — by running the classical ensemble</w:t>
+              <w:t xml:space="preserve">§3.1 + §5.2</w:t>
+            </w:r>
+          </w:p>
+        </w:tc>
+        <w:tc>
+          <w:tcPr/>
+          <w:p>
+            <w:pPr>
+              <w:pStyle w:val="Compact"/>
+            </w:pPr>
+            <w:r>
+              <w:t xml:space="preserve">The core idea: running a classical shrinkage-statistics ensemble</w:t>
             </w:r>
             <w:r>
               <w:t xml:space="preserve"> </w:t>
@@ -1238,10 +1083,13 @@
                 <w:i/>
                 <w:iCs/>
               </w:rPr>
-              <w:t xml:space="preserve">inside the learned embedding space</w:t>
-            </w:r>
-            <w:r>
-              <w:t xml:space="preserve">.</w:t>
+              <w:t xml:space="preserve">inside</w:t>
+            </w:r>
+            <w:r>
+              <w:t xml:space="preserve"> </w:t>
+            </w:r>
+            <w:r>
+              <w:t xml:space="preserve">a learned embedding space.</w:t>
             </w:r>
           </w:p>
         </w:tc>
@@ -1275,34 +1123,18 @@
               <w:pStyle w:val="Compact"/>
             </w:pPr>
             <w:r>
-              <w:t xml:space="preserve">Report §7 (p. 19)</w:t>
-            </w:r>
-          </w:p>
-        </w:tc>
-        <w:tc>
-          <w:tcPr/>
-          <w:p>
-            <w:pPr>
-              <w:pStyle w:val="Compact"/>
-            </w:pPr>
-            <w:r>
-              <w:t xml:space="preserve">13 problems in</w:t>
-            </w:r>
-            <w:r>
-              <w:t xml:space="preserve"> </w:t>
-            </w:r>
-            <w:r>
-              <w:rPr>
-                <w:i/>
-                <w:iCs/>
-              </w:rPr>
-              <w:t xml:space="preserve">problem → root cause → fix → verified</w:t>
-            </w:r>
-            <w:r>
-              <w:t xml:space="preserve"> </w:t>
-            </w:r>
-            <w:r>
-              <w:t xml:space="preserve">form, including a live production crash found only by running the real system — strategic, root-cause problem-solving.</w:t>
+              <w:t xml:space="preserve">§7</w:t>
+            </w:r>
+          </w:p>
+        </w:tc>
+        <w:tc>
+          <w:tcPr/>
+          <w:p>
+            <w:pPr>
+              <w:pStyle w:val="Compact"/>
+            </w:pPr>
+            <w:r>
+              <w:t xml:space="preserve">Thirteen problems in problem → root cause → fix → verified form, including a crash only the live system revealed.</w:t>
             </w:r>
           </w:p>
         </w:tc>
@@ -1336,89 +1168,39 @@
               <w:pStyle w:val="Compact"/>
             </w:pPr>
             <w:r>
-              <w:t xml:space="preserve">Whole report (pp. 1–27)</w:t>
-            </w:r>
-          </w:p>
-        </w:tc>
-        <w:tc>
-          <w:tcPr/>
-          <w:p>
-            <w:pPr>
-              <w:pStyle w:val="Compact"/>
-            </w:pPr>
-            <w:r>
-              <w:t xml:space="preserve">Logical structure, abstract, labelled tables and figures, a glossary defining every term/abbreviation (App. A), accessible language.</w:t>
+              <w:t xml:space="preserve">Whole report + App. A</w:t>
+            </w:r>
+          </w:p>
+        </w:tc>
+        <w:tc>
+          <w:tcPr/>
+          <w:p>
+            <w:pPr>
+              <w:pStyle w:val="Compact"/>
+            </w:pPr>
+            <w:r>
+              <w:t xml:space="preserve">Logical structure, labelled tables and figures, a glossary defining every term.</w:t>
             </w:r>
           </w:p>
         </w:tc>
       </w:tr>
     </w:tbl>
     <w:p>
-      <w:pPr>
-        <w:pStyle w:val="BlockText"/>
-      </w:pPr>
-      <w:r>
-        <w:rPr>
-          <w:b/>
-          <w:bCs/>
-        </w:rPr>
-        <w:t xml:space="preserve">Coverage:</w:t>
-      </w:r>
-      <w:r>
-        <w:t xml:space="preserve"> </w:t>
-      </w:r>
-      <w:r>
-        <w:t xml:space="preserve">all</w:t>
-      </w:r>
-      <w:r>
-        <w:t xml:space="preserve"> </w:t>
-      </w:r>
-      <w:r>
-        <w:rPr>
-          <w:b/>
-          <w:bCs/>
-        </w:rPr>
-        <w:t xml:space="preserve">15</w:t>
-      </w:r>
-      <w:r>
-        <w:t xml:space="preserve"> </w:t>
-      </w:r>
-      <w:r>
-        <w:t xml:space="preserve">criteria are evidenced across all</w:t>
-      </w:r>
-      <w:r>
-        <w:t xml:space="preserve"> </w:t>
-      </w:r>
-      <w:r>
-        <w:rPr>
-          <w:b/>
-          <w:bCs/>
-        </w:rPr>
-        <w:t xml:space="preserve">four</w:t>
-      </w:r>
-      <w:r>
-        <w:t xml:space="preserve"> </w:t>
-      </w:r>
-      <w:r>
-        <w:t xml:space="preserve">sections — comfortably above the Gold threshold of "at least 11 covering all four sections."</w:t>
-      </w:r>
-    </w:p>
-    <w:p>
       <w:r>
         <w:pict>
           <v:rect style="width:0;height:1.5pt" o:hralign="center" o:hrstd="t" o:hr="t"/>
         </w:pict>
       </w:r>
     </w:p>
+    <w:bookmarkEnd w:id="13"/>
     <w:bookmarkEnd w:id="14"/>
-    <w:bookmarkEnd w:id="15"/>
-    <w:bookmarkStart w:id="16" w:name="part-3--personal-reflections"/>
+    <w:bookmarkStart w:id="15" w:name="personal-reflections"/>
     <w:p>
       <w:pPr>
         <w:pStyle w:val="Heading2"/>
       </w:pPr>
       <w:r>
-        <w:t xml:space="preserve">Part 3 — Personal reflections</w:t>
+        <w:t xml:space="preserve">Personal reflections</w:t>
       </w:r>
     </w:p>
     <w:p>
@@ -1430,7 +1212,7 @@
           <w:i/>
           <w:iCs/>
         </w:rPr>
-        <w:t xml:space="preserve">(These answers are written from the real project history and are mine to refine — Devadit, read each through and adjust the phrasing so it reads in your own voice before transcribing onto the official form.)</w:t>
+        <w:t xml:space="preserve">(These are written from the real project history and are mine to refine — read each through and adjust the phrasing into my own voice before transcribing onto the official form.)</w:t>
       </w:r>
     </w:p>
     <w:p>
@@ -1448,7 +1230,7 @@
         <w:t xml:space="preserve"> </w:t>
       </w:r>
       <w:r>
-        <w:t xml:space="preserve">It started from a real security incident: an account I cared about was accessed using stolen credentials, and it struck me that the password had "worked" perfectly for the attacker because a password proves only knowledge of a secret, not identity. I wanted to know whether</w:t>
+        <w:t xml:space="preserve">It started from a real security incident: an account I cared about was accessed with stolen credentials, and the password had "worked" perfectly for the attacker — a password proves knowledge of a secret, not identity. I wanted to know whether</w:t>
       </w:r>
       <w:r>
         <w:t xml:space="preserve"> </w:t>
@@ -1464,7 +1246,7 @@
         <w:t xml:space="preserve"> </w:t>
       </w:r>
       <w:r>
-        <w:t xml:space="preserve">a person types — their rhythm — could become a quiet extra layer that a stolen password cannot defeat.</w:t>
+        <w:t xml:space="preserve">a person types could be a quiet extra layer a stolen password can't defeat.</w:t>
       </w:r>
     </w:p>
     <w:p>
@@ -1476,13 +1258,13 @@
           <w:b/>
           <w:bCs/>
         </w:rPr>
-        <w:t xml:space="preserve">How my project was / was not successful.</w:t>
+        <w:t xml:space="preserve">How it was / wasn't successful.</w:t>
       </w:r>
       <w:r>
         <w:t xml:space="preserve"> </w:t>
       </w:r>
       <w:r>
-        <w:t xml:space="preserve">It succeeded in producing an honest, reproducible measured result (open-set EER 14.2 % primary / 10.2 % ensemble on 16 unseen subjects) and a working live system, and a nested-validation ablation later confirmed the configuration was near-optimal. It did</w:t>
+        <w:t xml:space="preserve">It produced an honest, reproducible open-set result (14.2% primary / 10.2% ensemble EER on 16 unseen subjects) and a working live system, and a nested-validation ablation confirmed the configuration was near-optimal. It did</w:t>
       </w:r>
       <w:r>
         <w:t xml:space="preserve"> </w:t>
@@ -1498,20 +1280,7 @@
         <w:t xml:space="preserve"> </w:t>
       </w:r>
       <w:r>
-        <w:t xml:space="preserve">beat the 9.6 % published baseline on the headline metric — and I reported that honestly rather than hiding behind a more flattering protocol. The real success was the</w:t>
-      </w:r>
-      <w:r>
-        <w:t xml:space="preserve"> </w:t>
-      </w:r>
-      <w:r>
-        <w:rPr>
-          <w:i/>
-          <w:iCs/>
-        </w:rPr>
-        <w:t xml:space="preserve">rigour</w:t>
-      </w:r>
-      <w:r>
-        <w:t xml:space="preserve">: an evaluation that refuses to flatter itself.</w:t>
+        <w:t xml:space="preserve">beat the 9.6% published baseline on the headline metric — and I reported that rather than switch to a more flattering protocol. The real success was the rigour of the evaluation.</w:t>
       </w:r>
     </w:p>
     <w:p>
@@ -1529,7 +1298,7 @@
         <w:t xml:space="preserve"> </w:t>
       </w:r>
       <w:r>
-        <w:t xml:space="preserve">The difference between closed-set and open-set evaluation, and how easily a flawed protocol produces an impressive-but-meaningless number; why biometrics are measured by EER/DET rather than accuracy; that reproducibility (pinned data, fixed seeds, one-command rerun) is what turns a claim into a result; and — from the ablation — how selecting hyperparameters on a small validation fold can overfit noise, so that a number that "looks better" can generalise worse. Working without a mentor, I also learnt to be my own sceptic: to distrust a convenient result and audit the protocol that produced it.</w:t>
+        <w:t xml:space="preserve">The difference between closed- and open-set evaluation, and how easily a flawed protocol produces an impressive-but-meaningless number; why biometrics are measured by EER/DET rather than accuracy; that reproducibility (pinned data, fixed seeds, one-command rerun) is what turns a claim into a result; and that selecting hyperparameters on a small validation fold can overfit noise, so a number that "looks better" can generalise worse. Working without a mentor, I learnt to be my own sceptic.</w:t>
       </w:r>
     </w:p>
     <w:p>
@@ -1541,13 +1310,13 @@
           <w:b/>
           <w:bCs/>
         </w:rPr>
-        <w:t xml:space="preserve">What impact the results might have on others.</w:t>
+        <w:t xml:space="preserve">What impact it might have on others.</w:t>
       </w:r>
       <w:r>
         <w:t xml:space="preserve"> </w:t>
       </w:r>
       <w:r>
-        <w:t xml:space="preserve">Even a 10 % EER typing biometric is useful as a silent</w:t>
+        <w:t xml:space="preserve">Even a 10% EER typing biometric is useful as a silent</w:t>
       </w:r>
       <w:r>
         <w:t xml:space="preserve"> </w:t>
@@ -1575,13 +1344,13 @@
           <w:b/>
           <w:bCs/>
         </w:rPr>
-        <w:t xml:space="preserve">What I would do to improve the work.</w:t>
+        <w:t xml:space="preserve">What I would improve.</w:t>
       </w:r>
       <w:r>
         <w:t xml:space="preserve"> </w:t>
       </w:r>
       <w:r>
-        <w:t xml:space="preserve">Recalibrate the confidence scale (§7.6); run the free-text/continuous model on a real large corpus (Aalto); train at scale on GPU to test whether the hybrid's advantage holds as accuracy improves; collect a small</w:t>
+        <w:t xml:space="preserve">Calibrate the confidence scale; run the free-text model on a real large corpus (Aalto); train at scale on GPU; collect a small</w:t>
       </w:r>
       <w:r>
         <w:t xml:space="preserve"> </w:t>
@@ -1597,41 +1366,7 @@
         <w:t xml:space="preserve"> </w:t>
       </w:r>
       <w:r>
-        <w:t xml:space="preserve">dataset of real users to test cross-dataset generalisation; and — having worked entirely solo — seek a mentor or peer reviewer earlier next time, since explaining a result to another person catches errors that re-reading your own code does not.</w:t>
-      </w:r>
-    </w:p>
-    <w:p>
-      <w:pPr>
-        <w:pStyle w:val="BodyText"/>
-      </w:pPr>
-      <w:r>
-        <w:rPr>
-          <w:b/>
-          <w:bCs/>
-        </w:rPr>
-        <w:t xml:space="preserve">What I would do to develop the project in future.</w:t>
-      </w:r>
-      <w:r>
-        <w:t xml:space="preserve"> </w:t>
-      </w:r>
-      <w:r>
-        <w:t xml:space="preserve">Turn it into a deployed, opt-in, user-controlled feature in the live product it grew from (consent and fail-safe behaviour built in from the first line), then extend from fixed-text login checks to</w:t>
-      </w:r>
-      <w:r>
-        <w:t xml:space="preserve"> </w:t>
-      </w:r>
-      <w:r>
-        <w:rPr>
-          <w:i/>
-          <w:iCs/>
-        </w:rPr>
-        <w:t xml:space="preserve">continuous</w:t>
-      </w:r>
-      <w:r>
-        <w:t xml:space="preserve"> </w:t>
-      </w:r>
-      <w:r>
-        <w:t xml:space="preserve">free-text verification during a session, and potentially add mouse-dynamics as a second behavioural channel.</w:t>
+        <w:t xml:space="preserve">dataset of real users; and seek a mentor or peer reviewer earlier, since explaining a result to another person catches errors that re-reading your own code does not.</w:t>
       </w:r>
     </w:p>
     <w:p>
@@ -1641,14 +1376,14 @@
         </w:pict>
       </w:r>
     </w:p>
-    <w:bookmarkEnd w:id="16"/>
-    <w:bookmarkStart w:id="17" w:name="part-4--ai-declaration"/>
+    <w:bookmarkEnd w:id="15"/>
+    <w:bookmarkStart w:id="16" w:name="my-mentor"/>
     <w:p>
       <w:pPr>
         <w:pStyle w:val="Heading2"/>
       </w:pPr>
       <w:r>
-        <w:t xml:space="preserve">Part 4 — AI declaration</w:t>
+        <w:t xml:space="preserve">My mentor</w:t>
       </w:r>
     </w:p>
     <w:p>
@@ -1656,7 +1391,7 @@
         <w:pStyle w:val="FirstParagraph"/>
       </w:pPr>
       <w:r>
-        <w:t xml:space="preserve">Per CREST's AI policy, I confirm that all AI-assisted content has been referenced and declared. The full disclosure — tool (Anthropic Claude via Claude Code), dates (2026 — development and report drafting), what it did, how I checked it, and a representative prompt — is in</w:t>
+        <w:t xml:space="preserve">This project was completed</w:t>
       </w:r>
       <w:r>
         <w:t xml:space="preserve"> </w:t>
@@ -1666,33 +1401,62 @@
           <w:b/>
           <w:bCs/>
         </w:rPr>
-        <w:t xml:space="preserve">Report §11 (AI Use Statement)</w:t>
-      </w:r>
-      <w:r>
-        <w:t xml:space="preserve">. The AI assisted with code scaffolding, debugging, literature-pointer finding, and drafting; I set the research direction, made every scientific decision, ran and tested all code, verified every result, and edited all prose into my own voice. I have</w:t>
+        <w:t xml:space="preserve">independently, with no mentor or supervisor.</w:t>
       </w:r>
       <w:r>
         <w:t xml:space="preserve"> </w:t>
       </w:r>
+      <w:r>
+        <w:t xml:space="preserve">The role a mentor usually plays — the second person who distrusts a convenient result — I had to do myself by auditing my own work, which is how the closed-set mistake (§7) was eventually caught. AI assistance is disclosed in full in Report §11: I set the research direction, made every scientific decision, ran and tested all the code, and verified every result.</w:t>
+      </w:r>
+    </w:p>
+    <w:p>
+      <w:pPr>
+        <w:pStyle w:val="BlockText"/>
+      </w:pPr>
       <w:r>
         <w:rPr>
           <w:b/>
           <w:bCs/>
         </w:rPr>
-        <w:t xml:space="preserve">not attached raw session transcripts</w:t>
-      </w:r>
-      <w:r>
-        <w:t xml:space="preserve">; instead the originality of the work is evidenced by the §11 statement, the git history (which records the human decisions and edits at each step), and the fact that every result is reproducible from my own code.</w:t>
+        <w:t xml:space="preserve">Logistics note (check before submitting).</w:t>
       </w:r>
       <w:r>
         <w:t xml:space="preserve"> </w:t>
       </w:r>
       <w:r>
+        <w:t xml:space="preserve">CREST Gold projects are normally submitted through a registered CREST provider or coordinator, and the official form has a section for a supervisor/teacher to verify the work. Because this is an independent submission with no mentor,</w:t>
+      </w:r>
+      <w:r>
+        <w:t xml:space="preserve"> </w:t>
+      </w:r>
+      <w:r>
         <w:rPr>
-          <w:i/>
-          <w:iCs/>
+          <w:b/>
+          <w:bCs/>
         </w:rPr>
-        <w:t xml:space="preserve">(On the official application, remember to tick the AI-declaration box.)</w:t>
+        <w:t xml:space="preserve">confirm the correct route with CREST first</w:t>
+      </w:r>
+      <w:r>
+        <w:t xml:space="preserve"> </w:t>
+      </w:r>
+      <w:r>
+        <w:t xml:space="preserve">— email</w:t>
+      </w:r>
+      <w:r>
+        <w:t xml:space="preserve"> </w:t>
+      </w:r>
+      <w:r>
+        <w:rPr>
+          <w:rStyle w:val="VerbatimChar"/>
+        </w:rPr>
+        <w:t xml:space="preserve">crest@britishscienceassociation.org</w:t>
+      </w:r>
+      <w:r>
+        <w:t xml:space="preserve"> </w:t>
+      </w:r>
+      <w:r>
+        <w:t xml:space="preserve">or check the "how to apply" guidance — as you may need to register as an independent participant or have an eligible adult act as the verifying coordinator. Do not leave the verification section blank without confirming what CREST requires.</w:t>
       </w:r>
     </w:p>
     <w:p>
@@ -1702,14 +1466,14 @@
         </w:pict>
       </w:r>
     </w:p>
-    <w:bookmarkEnd w:id="17"/>
-    <w:bookmarkStart w:id="18" w:name="Xc4ca1d4ab859f70d2235335ef9e16cb674d1801"/>
+    <w:bookmarkEnd w:id="16"/>
+    <w:bookmarkStart w:id="17" w:name="ai-declaration"/>
     <w:p>
       <w:pPr>
         <w:pStyle w:val="Heading2"/>
       </w:pPr>
       <w:r>
-        <w:t xml:space="preserve">Part 5 — Verification of own work (independent submission)</w:t>
+        <w:t xml:space="preserve">AI declaration</w:t>
       </w:r>
     </w:p>
     <w:p>
@@ -1717,7 +1481,7 @@
         <w:pStyle w:val="FirstParagraph"/>
       </w:pPr>
       <w:r>
-        <w:t xml:space="preserve">This project was completed</w:t>
+        <w:t xml:space="preserve">Per CREST's AI policy, I confirm all AI-assisted content has been referenced and declared. The full disclosure — tool, dates, what it did, how I checked it — is in</w:t>
       </w:r>
       <w:r>
         <w:t xml:space="preserve"> </w:t>
@@ -1727,13 +1491,10 @@
           <w:b/>
           <w:bCs/>
         </w:rPr>
-        <w:t xml:space="preserve">independently, without a mentor or supervisor.</w:t>
-      </w:r>
-      <w:r>
-        <w:t xml:space="preserve"> </w:t>
-      </w:r>
-      <w:r>
-        <w:t xml:space="preserve">I confirm that the work described in this report and profile form is my own: I made every scientific decision, wrote and ran all the code, and verified every result, with AI assistance disclosed and bounded as described in Part 4 and Report §11.</w:t>
+        <w:t xml:space="preserve">Report §11</w:t>
+      </w:r>
+      <w:r>
+        <w:t xml:space="preserve">. On the official application, remember to tick the AI-declaration box.</w:t>
       </w:r>
     </w:p>
     <w:tbl>
@@ -1844,57 +1605,8 @@
         </w:tc>
       </w:tr>
     </w:tbl>
-    <w:p>
-      <w:pPr>
-        <w:pStyle w:val="BlockText"/>
-      </w:pPr>
-      <w:r>
-        <w:rPr>
-          <w:b/>
-          <w:bCs/>
-        </w:rPr>
-        <w:t xml:space="preserve">Logistics note (important — check before submitting):</w:t>
-      </w:r>
-      <w:r>
-        <w:t xml:space="preserve"> </w:t>
-      </w:r>
-      <w:r>
-        <w:t xml:space="preserve">CREST Gold projects are normally submitted through a registered CREST provider or coordinator (usually a teacher), and the official Student Profile Form has a section for a supervisor/teacher to verify the work. Because this is an independent submission with no mentor,</w:t>
-      </w:r>
-      <w:r>
-        <w:t xml:space="preserve"> </w:t>
-      </w:r>
-      <w:r>
-        <w:rPr>
-          <w:b/>
-          <w:bCs/>
-        </w:rPr>
-        <w:t xml:space="preserve">confirm the correct route with CREST before applying</w:t>
-      </w:r>
-      <w:r>
-        <w:t xml:space="preserve"> </w:t>
-      </w:r>
-      <w:r>
-        <w:t xml:space="preserve">— email</w:t>
-      </w:r>
-      <w:r>
-        <w:t xml:space="preserve"> </w:t>
-      </w:r>
-      <w:r>
-        <w:rPr>
-          <w:rStyle w:val="VerbatimChar"/>
-        </w:rPr>
-        <w:t xml:space="preserve">crest@britishscienceassociation.org</w:t>
-      </w:r>
-      <w:r>
-        <w:t xml:space="preserve"> </w:t>
-      </w:r>
-      <w:r>
-        <w:t xml:space="preserve">or check the "how to apply" guidance — as you may need to register as an independent participant or have an eligible adult (not necessarily a subject mentor) act as the verifying coordinator. Do not leave the verification section blank without first confirming what CREST requires for an independent entry.</w:t>
-      </w:r>
-    </w:p>
+    <w:bookmarkEnd w:id="17"/>
     <w:bookmarkEnd w:id="18"/>
-    <w:bookmarkEnd w:id="19"/>
     <w:sectPr>
       <w:footnotePr>
         <w:numRestart w:val="eachSect"/>

--- a/CREST_Student_Profile_Form.docx
+++ b/CREST_Student_Profile_Form.docx
@@ -477,18 +477,18 @@
               <w:pStyle w:val="Compact"/>
             </w:pPr>
             <w:r>
-              <w:t xml:space="preserve">§3.1</w:t>
-            </w:r>
-          </w:p>
-        </w:tc>
-        <w:tc>
-          <w:tcPr/>
-          <w:p>
-            <w:pPr>
-              <w:pStyle w:val="Compact"/>
-            </w:pPr>
-            <w:r>
-              <w:t xml:space="preserve">The three-part research/serve/product architecture and why that separation makes the science and the product trustworthy.</w:t>
+              <w:t xml:space="preserve">§3.1–3.2</w:t>
+            </w:r>
+          </w:p>
+        </w:tc>
+        <w:tc>
+          <w:tcPr/>
+          <w:p>
+            <w:pPr>
+              <w:pStyle w:val="Compact"/>
+            </w:pPr>
+            <w:r>
+              <w:t xml:space="preserve">The three-part research / serve / product architecture and why that separation makes the science and the product trustworthy.</w:t>
             </w:r>
           </w:p>
         </w:tc>
@@ -972,18 +972,18 @@
               <w:pStyle w:val="Compact"/>
             </w:pPr>
             <w:r>
-              <w:t xml:space="preserve">§2 + §3</w:t>
-            </w:r>
-          </w:p>
-        </w:tc>
-        <w:tc>
-          <w:tcPr/>
-          <w:p>
-            <w:pPr>
-              <w:pStyle w:val="Compact"/>
-            </w:pPr>
-            <w:r>
-              <w:t xml:space="preserve">Metric learning, triplet loss, Ledoit–Wolf shrinkage, Mahalanobis, EER/DET explained and applied.</w:t>
+              <w:t xml:space="preserve">§2 + §3 + App. C</w:t>
+            </w:r>
+          </w:p>
+        </w:tc>
+        <w:tc>
+          <w:tcPr/>
+          <w:p>
+            <w:pPr>
+              <w:pStyle w:val="Compact"/>
+            </w:pPr>
+            <w:r>
+              <w:t xml:space="preserve">The science explained in plain terms in the body; the full model design, settings and statistics (metric learning, triplet loss, Ledoit–Wolf/Mahalanobis, EER) in the technical appendix.</w:t>
             </w:r>
           </w:p>
         </w:tc>
@@ -1179,7 +1179,7 @@
               <w:pStyle w:val="Compact"/>
             </w:pPr>
             <w:r>
-              <w:t xml:space="preserve">Logical structure, labelled tables and figures, a glossary defining every term.</w:t>
+              <w:t xml:space="preserve">Written to be followed without a technical background (a "how to read" note, an everyday comparison for each hard idea, jargon in a glossary), with the depth kept in the technical appendix.</w:t>
             </w:r>
           </w:p>
         </w:tc>

--- a/CREST_Student_Profile_Form.docx
+++ b/CREST_Student_Profile_Form.docx
@@ -342,18 +342,18 @@
               <w:pStyle w:val="Compact"/>
             </w:pPr>
             <w:r>
-              <w:t xml:space="preserve">§1.2</w:t>
-            </w:r>
-          </w:p>
-        </w:tc>
-        <w:tc>
-          <w:tcPr/>
-          <w:p>
-            <w:pPr>
-              <w:pStyle w:val="Compact"/>
-            </w:pPr>
-            <w:r>
-              <w:t xml:space="preserve">One testable aim, split into six objectives each with a checkable success condition.</w:t>
+              <w:t xml:space="preserve">§1</w:t>
+            </w:r>
+          </w:p>
+        </w:tc>
+        <w:tc>
+          <w:tcPr/>
+          <w:p>
+            <w:pPr>
+              <w:pStyle w:val="Compact"/>
+            </w:pPr>
+            <w:r>
+              <w:t xml:space="preserve">One testable aim ("can a computer tell it's you from your typing rhythm?"), split into five checkable objectives.</w:t>
             </w:r>
           </w:p>
         </w:tc>
@@ -387,18 +387,18 @@
               <w:pStyle w:val="Compact"/>
             </w:pPr>
             <w:r>
-              <w:t xml:space="preserve">§1.1</w:t>
-            </w:r>
-          </w:p>
-        </w:tc>
-        <w:tc>
-          <w:tcPr/>
-          <w:p>
-            <w:pPr>
-              <w:pStyle w:val="Compact"/>
-            </w:pPr>
-            <w:r>
-              <w:t xml:space="preserve">Account-takeover from stolen credentials as the real problem; who a silent second factor helps.</w:t>
+              <w:t xml:space="preserve">§1</w:t>
+            </w:r>
+          </w:p>
+        </w:tc>
+        <w:tc>
+          <w:tcPr/>
+          <w:p>
+            <w:pPr>
+              <w:pStyle w:val="Compact"/>
+            </w:pPr>
+            <w:r>
+              <w:t xml:space="preserve">Account-takeover from stolen credentials as the real problem (88% of web-app attacks), plus the personal incident behind it.</w:t>
             </w:r>
           </w:p>
         </w:tc>
@@ -432,18 +432,18 @@
               <w:pStyle w:val="Compact"/>
             </w:pPr>
             <w:r>
-              <w:t xml:space="preserve">§3.1</w:t>
-            </w:r>
-          </w:p>
-        </w:tc>
-        <w:tc>
-          <w:tcPr/>
-          <w:p>
-            <w:pPr>
-              <w:pStyle w:val="Compact"/>
-            </w:pPr>
-            <w:r>
-              <w:t xml:space="preserve">Three verifier designs compared (statistical / deep classifier / metric embedding) and the choice justified.</w:t>
+              <w:t xml:space="preserve">§3</w:t>
+            </w:r>
+          </w:p>
+        </w:tc>
+        <w:tc>
+          <w:tcPr/>
+          <w:p>
+            <w:pPr>
+              <w:pStyle w:val="Compact"/>
+            </w:pPr>
+            <w:r>
+              <w:t xml:space="preserve">Three designs compared (pure statistics / standard classifier / learned fingerprint) and the hybrid choice justified.</w:t>
             </w:r>
           </w:p>
         </w:tc>
@@ -477,18 +477,18 @@
               <w:pStyle w:val="Compact"/>
             </w:pPr>
             <w:r>
-              <w:t xml:space="preserve">§3.1–3.2</w:t>
-            </w:r>
-          </w:p>
-        </w:tc>
-        <w:tc>
-          <w:tcPr/>
-          <w:p>
-            <w:pPr>
-              <w:pStyle w:val="Compact"/>
-            </w:pPr>
-            <w:r>
-              <w:t xml:space="preserve">The three-part research / serve / product architecture and why that separation makes the science and the product trustworthy.</w:t>
+              <w:t xml:space="preserve">§3</w:t>
+            </w:r>
+          </w:p>
+        </w:tc>
+        <w:tc>
+          <w:tcPr/>
+          <w:p>
+            <w:pPr>
+              <w:pStyle w:val="Compact"/>
+            </w:pPr>
+            <w:r>
+              <w:t xml:space="preserve">The three-part research / serve / product design, and why running classical statistics inside a learned fingerprint is the core idea.</w:t>
             </w:r>
           </w:p>
         </w:tc>
@@ -522,18 +522,18 @@
               <w:pStyle w:val="Compact"/>
             </w:pPr>
             <w:r>
-              <w:t xml:space="preserve">§1.3</w:t>
-            </w:r>
-          </w:p>
-        </w:tc>
-        <w:tc>
-          <w:tcPr/>
-          <w:p>
-            <w:pPr>
-              <w:pStyle w:val="Compact"/>
-            </w:pPr>
-            <w:r>
-              <w:t xml:space="preserve">Four dated stages, each gating the next, plus the two replanning decisions and their reasons.</w:t>
+              <w:t xml:space="preserve">§1 ("How the project ran")</w:t>
+            </w:r>
+          </w:p>
+        </w:tc>
+        <w:tc>
+          <w:tcPr/>
+          <w:p>
+            <w:pPr>
+              <w:pStyle w:val="Compact"/>
+            </w:pPr>
+            <w:r>
+              <w:t xml:space="preserve">Four dated stages, each gating the next, and the mid-project replan when the honesty test had to be rebuilt.</w:t>
             </w:r>
           </w:p>
         </w:tc>
@@ -627,18 +627,18 @@
               <w:pStyle w:val="Compact"/>
             </w:pPr>
             <w:r>
-              <w:t xml:space="preserve">§10 (+ §3)</w:t>
-            </w:r>
-          </w:p>
-        </w:tc>
-        <w:tc>
-          <w:tcPr/>
-          <w:p>
-            <w:pPr>
-              <w:pStyle w:val="Compact"/>
-            </w:pPr>
-            <w:r>
-              <w:t xml:space="preserve">Every dataset, library, tool and standard named; an independent project, so the research community stood in for a mentor — stated honestly.</w:t>
+              <w:t xml:space="preserve">§9 (Acknowledgements)</w:t>
+            </w:r>
+          </w:p>
+        </w:tc>
+        <w:tc>
+          <w:tcPr/>
+          <w:p>
+            <w:pPr>
+              <w:pStyle w:val="Compact"/>
+            </w:pPr>
+            <w:r>
+              <w:t xml:space="preserve">Every dataset, library, tool and standard named; an independent project, so the research community stood in for a mentor.</w:t>
             </w:r>
           </w:p>
         </w:tc>
@@ -672,18 +672,18 @@
               <w:pStyle w:val="Compact"/>
             </w:pPr>
             <w:r>
-              <w:t xml:space="preserve">§2 + §12</w:t>
-            </w:r>
-          </w:p>
-        </w:tc>
-        <w:tc>
-          <w:tcPr/>
-          <w:p>
-            <w:pPr>
-              <w:pStyle w:val="Compact"/>
-            </w:pPr>
-            <w:r>
-              <w:t xml:space="preserve">A synthesised literature review that locates a specific gap, with author–date references and a fuller dossier.</w:t>
+              <w:t xml:space="preserve">§2 + References</w:t>
+            </w:r>
+          </w:p>
+        </w:tc>
+        <w:tc>
+          <w:tcPr/>
+          <w:p>
+            <w:pPr>
+              <w:pStyle w:val="Compact"/>
+            </w:pPr>
+            <w:r>
+              <w:t xml:space="preserve">The background woven into the story locates a specific gap, with 16 references (primary papers and standards).</w:t>
             </w:r>
           </w:p>
         </w:tc>
@@ -777,18 +777,18 @@
               <w:pStyle w:val="Compact"/>
             </w:pPr>
             <w:r>
-              <w:t xml:space="preserve">§5 + §8</w:t>
-            </w:r>
-          </w:p>
-        </w:tc>
-        <w:tc>
-          <w:tcPr/>
-          <w:p>
-            <w:pPr>
-              <w:pStyle w:val="Compact"/>
-            </w:pPr>
-            <w:r>
-              <w:t xml:space="preserve">Results answer the aim directly; implications drawn for account security, research, and accessibility.</w:t>
+              <w:t xml:space="preserve">§6</w:t>
+            </w:r>
+          </w:p>
+        </w:tc>
+        <w:tc>
+          <w:tcPr/>
+          <w:p>
+            <w:pPr>
+              <w:pStyle w:val="Compact"/>
+            </w:pPr>
+            <w:r>
+              <w:t xml:space="preserve">The result answers the aim directly; implications drawn for account security, research, and (hedged) accessibility.</w:t>
             </w:r>
           </w:p>
         </w:tc>
@@ -822,18 +822,18 @@
               <w:pStyle w:val="Compact"/>
             </w:pPr>
             <w:r>
-              <w:t xml:space="preserve">§7 + §9</w:t>
-            </w:r>
-          </w:p>
-        </w:tc>
-        <w:tc>
-          <w:tcPr/>
-          <w:p>
-            <w:pPr>
-              <w:pStyle w:val="Compact"/>
-            </w:pPr>
-            <w:r>
-              <w:t xml:space="preserve">The closed-set fix changed every number; refusing a noisy tuning "win" (§4.4) kept the headline honest.</w:t>
+              <w:t xml:space="preserve">§4 + §8</w:t>
+            </w:r>
+          </w:p>
+        </w:tc>
+        <w:tc>
+          <w:tcPr/>
+          <w:p>
+            <w:pPr>
+              <w:pStyle w:val="Compact"/>
+            </w:pPr>
+            <w:r>
+              <w:t xml:space="preserve">The broken-test fix changed every number; and when tuning looked slightly better it failed on the real test, so I kept the original (§5).</w:t>
             </w:r>
           </w:p>
         </w:tc>
@@ -867,18 +867,18 @@
               <w:pStyle w:val="Compact"/>
             </w:pPr>
             <w:r>
-              <w:t xml:space="preserve">§9</w:t>
-            </w:r>
-          </w:p>
-        </w:tc>
-        <w:tc>
-          <w:tcPr/>
-          <w:p>
-            <w:pPr>
-              <w:pStyle w:val="Compact"/>
-            </w:pPr>
-            <w:r>
-              <w:t xml:space="preserve">Closed-vs-open-set as the key lesson, working solo, and what I'd change next time.</w:t>
+              <w:t xml:space="preserve">§8</w:t>
+            </w:r>
+          </w:p>
+        </w:tc>
+        <w:tc>
+          <w:tcPr/>
+          <w:p>
+            <w:pPr>
+              <w:pStyle w:val="Compact"/>
+            </w:pPr>
+            <w:r>
+              <w:t xml:space="preserve">Learning to distrust my own results as the key lesson, working solo, and what I'd change next time.</w:t>
             </w:r>
           </w:p>
         </w:tc>
@@ -1017,18 +1017,18 @@
               <w:pStyle w:val="Compact"/>
             </w:pPr>
             <w:r>
-              <w:t xml:space="preserve">§6</w:t>
-            </w:r>
-          </w:p>
-        </w:tc>
-        <w:tc>
-          <w:tcPr/>
-          <w:p>
-            <w:pPr>
-              <w:pStyle w:val="Compact"/>
-            </w:pPr>
-            <w:r>
-              <w:t xml:space="preserve">Typing data as GDPR special-category; consent, data minimisation, fail-safe design, disparate impact.</w:t>
+              <w:t xml:space="preserve">§7</w:t>
+            </w:r>
+          </w:p>
+        </w:tc>
+        <w:tc>
+          <w:tcPr/>
+          <w:p>
+            <w:pPr>
+              <w:pStyle w:val="Compact"/>
+            </w:pPr>
+            <w:r>
+              <w:t xml:space="preserve">Typing data as GDPR special-category; consent, data minimisation, fail-safe design, and the measured disparate impact (a 37× error spread).</w:t>
             </w:r>
           </w:p>
         </w:tc>
@@ -1062,18 +1062,18 @@
               <w:pStyle w:val="Compact"/>
             </w:pPr>
             <w:r>
-              <w:t xml:space="preserve">§3.1 + §5.2</w:t>
-            </w:r>
-          </w:p>
-        </w:tc>
-        <w:tc>
-          <w:tcPr/>
-          <w:p>
-            <w:pPr>
-              <w:pStyle w:val="Compact"/>
-            </w:pPr>
-            <w:r>
-              <w:t xml:space="preserve">The core idea: running a classical shrinkage-statistics ensemble</w:t>
+              <w:t xml:space="preserve">§3</w:t>
+            </w:r>
+          </w:p>
+        </w:tc>
+        <w:tc>
+          <w:tcPr/>
+          <w:p>
+            <w:pPr>
+              <w:pStyle w:val="Compact"/>
+            </w:pPr>
+            <w:r>
+              <w:t xml:space="preserve">The core idea: running a classical shrinkage-statistics decision-maker</w:t>
             </w:r>
             <w:r>
               <w:t xml:space="preserve"> </w:t>
@@ -1089,7 +1089,7 @@
               <w:t xml:space="preserve"> </w:t>
             </w:r>
             <w:r>
-              <w:t xml:space="preserve">a learned embedding space.</w:t>
+              <w:t xml:space="preserve">a learned fingerprint.</w:t>
             </w:r>
           </w:p>
         </w:tc>
@@ -1123,18 +1123,18 @@
               <w:pStyle w:val="Compact"/>
             </w:pPr>
             <w:r>
-              <w:t xml:space="preserve">§7</w:t>
-            </w:r>
-          </w:p>
-        </w:tc>
-        <w:tc>
-          <w:tcPr/>
-          <w:p>
-            <w:pPr>
-              <w:pStyle w:val="Compact"/>
-            </w:pPr>
-            <w:r>
-              <w:t xml:space="preserve">Thirteen problems in problem → root cause → fix → verified form, including a crash only the live system revealed.</w:t>
+              <w:t xml:space="preserve">§4</w:t>
+            </w:r>
+          </w:p>
+        </w:tc>
+        <w:tc>
+          <w:tcPr/>
+          <w:p>
+            <w:pPr>
+              <w:pStyle w:val="Compact"/>
+            </w:pPr>
+            <w:r>
+              <w:t xml:space="preserve">The broken honesty test told in full, plus the live crash and the all-zero-columns bug; the full log of thirteen is in the repository.</w:t>
             </w:r>
           </w:p>
         </w:tc>
@@ -1179,7 +1179,7 @@
               <w:pStyle w:val="Compact"/>
             </w:pPr>
             <w:r>
-              <w:t xml:space="preserve">Written to be followed without a technical background (a "how to read" note, an everyday comparison for each hard idea, jargon in a glossary), with the depth kept in the technical appendix.</w:t>
+              <w:t xml:space="preserve">Written to be followed without a technical background — an everyday comparison for each hard idea, jargon in a glossary, and the depth kept in a technical appendix.</w:t>
             </w:r>
           </w:p>
         </w:tc>
@@ -1407,7 +1407,7 @@
         <w:t xml:space="preserve"> </w:t>
       </w:r>
       <w:r>
-        <w:t xml:space="preserve">The role a mentor usually plays — the second person who distrusts a convenient result — I had to do myself by auditing my own work, which is how the closed-set mistake (§7) was eventually caught. AI assistance is disclosed in full in Report §11: I set the research direction, made every scientific decision, ran and tested all the code, and verified every result.</w:t>
+        <w:t xml:space="preserve">The role a mentor usually plays — the second person who distrusts a convenient result — I had to do myself by auditing my own work, which is how the broken-test mistake (§4) was eventually caught. AI assistance is disclosed in the report's AI-use note: I set the research direction, made every scientific decision, ran and tested all the code, and verified every result.</w:t>
       </w:r>
     </w:p>
     <w:p>
@@ -1481,7 +1481,7 @@
         <w:pStyle w:val="FirstParagraph"/>
       </w:pPr>
       <w:r>
-        <w:t xml:space="preserve">Per CREST's AI policy, I confirm all AI-assisted content has been referenced and declared. The full disclosure — tool, dates, what it did, how I checked it — is in</w:t>
+        <w:t xml:space="preserve">Per CREST's AI policy, I confirm all AI-assisted content has been referenced and declared. The full disclosure — tool, what it did, and how I checked it — is in the report's</w:t>
       </w:r>
       <w:r>
         <w:t xml:space="preserve"> </w:t>
@@ -1491,10 +1491,13 @@
           <w:b/>
           <w:bCs/>
         </w:rPr>
-        <w:t xml:space="preserve">Report §11</w:t>
-      </w:r>
-      <w:r>
-        <w:t xml:space="preserve">. On the official application, remember to tick the AI-declaration box.</w:t>
+        <w:t xml:space="preserve">"A note on AI use"</w:t>
+      </w:r>
+      <w:r>
+        <w:t xml:space="preserve"> </w:t>
+      </w:r>
+      <w:r>
+        <w:t xml:space="preserve">section. On the official application, remember to tick the AI-declaration box.</w:t>
       </w:r>
     </w:p>
     <w:tbl>

--- a/CREST_Student_Profile_Form.docx
+++ b/CREST_Student_Profile_Form.docx
@@ -342,18 +342,34 @@
               <w:pStyle w:val="Compact"/>
             </w:pPr>
             <w:r>
-              <w:t xml:space="preserve">§1</w:t>
-            </w:r>
-          </w:p>
-        </w:tc>
-        <w:tc>
-          <w:tcPr/>
-          <w:p>
-            <w:pPr>
-              <w:pStyle w:val="Compact"/>
-            </w:pPr>
-            <w:r>
-              <w:t xml:space="preserve">One testable aim ("can a computer tell it's you from your typing rhythm?"), split into five checkable objectives.</w:t>
+              <w:t xml:space="preserve">§1 (+ scorecard in §5)</w:t>
+            </w:r>
+          </w:p>
+        </w:tc>
+        <w:tc>
+          <w:tcPr/>
+          <w:p>
+            <w:pPr>
+              <w:pStyle w:val="Compact"/>
+            </w:pPr>
+            <w:r>
+              <w:t xml:space="preserve">One testable aim ("can a computer tell it's you from your typing rhythm?"), split into five</w:t>
+            </w:r>
+            <w:r>
+              <w:t xml:space="preserve"> </w:t>
+            </w:r>
+            <w:r>
+              <w:rPr>
+                <w:i/>
+                <w:iCs/>
+              </w:rPr>
+              <w:t xml:space="preserve">numbered, measurable</w:t>
+            </w:r>
+            <w:r>
+              <w:t xml:space="preserve"> </w:t>
+            </w:r>
+            <w:r>
+              <w:t xml:space="preserve">objectives (O1–O5), each with an explicit "done when…" success test — then marked hit/miss honestly against the results in §5.</w:t>
             </w:r>
           </w:p>
         </w:tc>
@@ -443,7 +459,7 @@
               <w:pStyle w:val="Compact"/>
             </w:pPr>
             <w:r>
-              <w:t xml:space="preserve">Three designs compared (pure statistics / standard classifier / learned fingerprint) and the hybrid choice justified.</w:t>
+              <w:t xml:space="preserve">Three genuinely different designs (pure statistics / standard classifier / learned fingerprint) compared in a trade-off table across cost, phrase-independence, feasibility and deployment risk; the classifier ruled out and the hybrid choice justified.</w:t>
             </w:r>
           </w:p>
         </w:tc>
@@ -533,7 +549,23 @@
               <w:pStyle w:val="Compact"/>
             </w:pPr>
             <w:r>
-              <w:t xml:space="preserve">Four dated stages, each gating the next, and the mid-project replan when the honesty test had to be rebuilt.</w:t>
+              <w:t xml:space="preserve">A planned-vs-actual timeline (four dated stages) reconstructed from the commit history (Nov 2025–Jul 2026), with</w:t>
+            </w:r>
+            <w:r>
+              <w:t xml:space="preserve"> </w:t>
+            </w:r>
+            <w:r>
+              <w:rPr>
+                <w:b/>
+                <w:bCs/>
+              </w:rPr>
+              <w:t xml:space="preserve">two</w:t>
+            </w:r>
+            <w:r>
+              <w:t xml:space="preserve"> </w:t>
+            </w:r>
+            <w:r>
+              <w:t xml:space="preserve">documented deviations explained: the 8-week exam pause (Apr–May) and the mid-sprint rebuild of the broken honesty test (§4).</w:t>
             </w:r>
           </w:p>
         </w:tc>
@@ -683,7 +715,7 @@
               <w:pStyle w:val="Compact"/>
             </w:pPr>
             <w:r>
-              <w:t xml:space="preserve">The background woven into the story locates a specific gap, with 16 references (primary papers and standards).</w:t>
+              <w:t xml:space="preserve">The background synthesises the field's trajectory (hand-built detectors → learned representations, via the ACM survey), brackets it between the 2009 benchmark and TypeNet as two worlds that never meet, and derives the project from the un-asked question between them; 16 references, all primary papers or standards.</w:t>
             </w:r>
           </w:p>
         </w:tc>
@@ -983,7 +1015,20 @@
               <w:pStyle w:val="Compact"/>
             </w:pPr>
             <w:r>
-              <w:t xml:space="preserve">The science explained in plain terms in the body; the full model design, settings and statistics (metric learning, triplet loss, Ledoit–Wolf/Mahalanobis, EER) in the technical appendix.</w:t>
+              <w:t xml:space="preserve">The science explained in plain terms in the body; the full model design, settings and statistics in the technical appendix — each deep mechanism (L2-normalisation, batch-hard triplets, Ledoit–Wolf shrinkage) explained in my own words as</w:t>
+            </w:r>
+            <w:r>
+              <w:t xml:space="preserve"> </w:t>
+            </w:r>
+            <w:r>
+              <w:rPr>
+                <w:i/>
+                <w:iCs/>
+              </w:rPr>
+              <w:t xml:space="preserve">why it works</w:t>
+            </w:r>
+            <w:r>
+              <w:t xml:space="preserve">, not just named and cited.</w:t>
             </w:r>
           </w:p>
         </w:tc>
@@ -1134,7 +1179,7 @@
               <w:pStyle w:val="Compact"/>
             </w:pPr>
             <w:r>
-              <w:t xml:space="preserve">The broken honesty test told in full, plus the live crash and the all-zero-columns bug; the full log of thirteen is in the repository.</w:t>
+              <w:t xml:space="preserve">Four problems told in full — the broken honesty test, the live crash on a too-consistent typist, the all-zero-columns bug, and the never-measured ensemble — each with root cause, fix and outcome; the full log of thirteen is in the repository.</w:t>
             </w:r>
           </w:p>
         </w:tc>

--- a/CREST_Student_Profile_Form.docx
+++ b/CREST_Student_Profile_Form.docx
@@ -414,7 +414,7 @@
               <w:pStyle w:val="Compact"/>
             </w:pPr>
             <w:r>
-              <w:t xml:space="preserve">Account-takeover from stolen credentials as the real problem (88% of web-app attacks), plus the personal incident behind it.</w:t>
+              <w:t xml:space="preserve">Account-takeover from stolen credentials as the real problem (88% of basic web-application attacks), plus the personal incident behind it.</w:t>
             </w:r>
           </w:p>
         </w:tc>
@@ -549,23 +549,7 @@
               <w:pStyle w:val="Compact"/>
             </w:pPr>
             <w:r>
-              <w:t xml:space="preserve">A planned-vs-actual timeline (four dated stages) reconstructed from the commit history (Nov 2025–Jul 2026), with</w:t>
-            </w:r>
-            <w:r>
-              <w:t xml:space="preserve"> </w:t>
-            </w:r>
-            <w:r>
-              <w:rPr>
-                <w:b/>
-                <w:bCs/>
-              </w:rPr>
-              <w:t xml:space="preserve">two</w:t>
-            </w:r>
-            <w:r>
-              <w:t xml:space="preserve"> </w:t>
-            </w:r>
-            <w:r>
-              <w:t xml:space="preserve">documented deviations explained: the 8-week exam pause (Apr–May) and the mid-sprint rebuild of the broken honesty test (§4).</w:t>
+              <w:t xml:space="preserve">A planned-vs-actual timeline of six dated build stages, reconstructed from the commit history (Nov 2025–Jul 2026): a +3-week slip on authentication, recovered by compressing the next stage; the exam period scheduled inside the research window; and a +2-week slip on the write-up from the mid-sprint rebuild of the broken honesty test (§4).</w:t>
             </w:r>
           </w:p>
         </w:tc>

--- a/CREST_Student_Profile_Form.docx
+++ b/CREST_Student_Profile_Form.docx
@@ -1436,7 +1436,7 @@
         <w:t xml:space="preserve"> </w:t>
       </w:r>
       <w:r>
-        <w:t xml:space="preserve">The role a mentor usually plays — the second person who distrusts a convenient result — I had to do myself by auditing my own work, which is how the broken-test mistake (§4) was eventually caught. AI assistance is disclosed in the report's AI-use note: I set the research direction, made every scientific decision, ran and tested all the code, and verified every result.</w:t>
+        <w:t xml:space="preserve">The role a mentor usually plays — the second person who distrusts a convenient result — I had to do myself by auditing my own work, which is how the broken-test mistake (§4) was eventually caught. AI assistance is disclosed in the report's AI-use note: Claude was used as a coding aid, but I wrote the entire report myself. I set the research direction, made every scientific decision, ran and tested all the code, and verified every result.</w:t>
       </w:r>
     </w:p>
     <w:p>

--- a/CREST_Student_Profile_Form.docx
+++ b/CREST_Student_Profile_Form.docx
@@ -197,7 +197,7 @@
               <w:pStyle w:val="Compact"/>
             </w:pPr>
             <w:r>
-              <w:t xml:space="preserve">Can you be recognised by the way you type? Building and testing an open-set keystroke-dynamics verification system</w:t>
+              <w:t xml:space="preserve">Verifying Identity from Typing Rhythm: An Open-Set Deep Metric Learning Approach</w:t>
             </w:r>
           </w:p>
         </w:tc>

--- a/CREST_Student_Profile_Form.docx
+++ b/CREST_Student_Profile_Form.docx
@@ -369,7 +369,7 @@
               <w:t xml:space="preserve"> </w:t>
             </w:r>
             <w:r>
-              <w:t xml:space="preserve">objectives (O1–O5), each with an explicit "done when…" success test — then marked hit/miss honestly against the results in §5.</w:t>
+              <w:t xml:space="preserve">objectives (O1–O5), each with an explicit "done when…" success test — then marked hit/miss against the results in §5.</w:t>
             </w:r>
           </w:p>
         </w:tc>
@@ -549,7 +549,7 @@
               <w:pStyle w:val="Compact"/>
             </w:pPr>
             <w:r>
-              <w:t xml:space="preserve">A planned-vs-actual timeline of six dated build stages, reconstructed from the commit history (Nov 2025–Jul 2026): a +3-week slip on authentication, recovered by compressing the next stage; the exam period scheduled inside the research window; and a +2-week slip on the write-up from the mid-sprint rebuild of the broken honesty test (§4).</w:t>
+              <w:t xml:space="preserve">A planned-vs-actual timeline of six dated build stages, reconstructed from the commit history (Nov 2025–Jul 2026): a +3-week slip on authentication, recovered by compressing the next stage; the exam period scheduled inside the research window; and a +2-week slip on the write-up from the mid-sprint rebuild after the training/test leak (§4).</w:t>
             </w:r>
           </w:p>
         </w:tc>
@@ -1163,7 +1163,7 @@
               <w:pStyle w:val="Compact"/>
             </w:pPr>
             <w:r>
-              <w:t xml:space="preserve">Four problems told in full — the broken honesty test, the live crash on a too-consistent typist, the all-zero-columns bug, and the never-measured ensemble — each with root cause, fix and outcome; the full log of thirteen is in the repository.</w:t>
+              <w:t xml:space="preserve">Four problems told in full — the training/test leak, the live crash on a too-consistent typist, the all-zero-columns bug, and the never-measured ensemble — each with root cause, fix and outcome; the full log of thirteen is in the repository.</w:t>
             </w:r>
           </w:p>
         </w:tc>
@@ -1293,7 +1293,7 @@
         <w:t xml:space="preserve"> </w:t>
       </w:r>
       <w:r>
-        <w:t xml:space="preserve">It produced an honest, reproducible open-set result (14.2% primary / 10.2% ensemble EER on 16 unseen subjects) and a working live system, and a nested-validation ablation confirmed the configuration was near-optimal. It did</w:t>
+        <w:t xml:space="preserve">It produced a reproducible open-set result (14.2% primary / 10.2% ensemble EER on 16 unseen subjects) and a working live system, and a nested-validation ablation confirmed the configuration was near-optimal. It did</w:t>
       </w:r>
       <w:r>
         <w:t xml:space="preserve"> </w:t>
@@ -1436,7 +1436,7 @@
         <w:t xml:space="preserve"> </w:t>
       </w:r>
       <w:r>
-        <w:t xml:space="preserve">The role a mentor usually plays — the second person who distrusts a convenient result — I had to do myself by auditing my own work, which is how the broken-test mistake (§4) was eventually caught. AI assistance is disclosed in the report's AI-use note: Claude was used as a coding aid, but I wrote the entire report myself. I set the research direction, made every scientific decision, ran and tested all the code, and verified every result.</w:t>
+        <w:t xml:space="preserve">The role a mentor usually plays — the second person who distrusts a convenient result — I had to do myself by auditing my own work, which is how the broken-test mistake (§4) was eventually caught. AI assistance is disclosed in the report's AI-use note: Claude was used as a coding aid.</w:t>
       </w:r>
     </w:p>
     <w:p>

--- a/CREST_Student_Profile_Form.docx
+++ b/CREST_Student_Profile_Form.docx
@@ -82,10 +82,10 @@
           <w:b/>
           <w:bCs/>
         </w:rPr>
-        <w:t xml:space="preserve">sections</w:t>
-      </w:r>
-      <w:r>
-        <w:t xml:space="preserve">; after you export the report to PDF, add the page (and paragraph) numbers the official form asks for, because pagination shifts on export.</w:t>
+        <w:t xml:space="preserve">sections and page numbers</w:t>
+      </w:r>
+      <w:r>
+        <w:t xml:space="preserve">, matched to the final exported PDF (draft v6, 16 pages). If the report is re-exported after any layout change, re-check the page numbers before transcribing.</w:t>
       </w:r>
     </w:p>
     <w:p>
@@ -342,34 +342,18 @@
               <w:pStyle w:val="Compact"/>
             </w:pPr>
             <w:r>
-              <w:t xml:space="preserve">§1 (+ scorecard in §5)</w:t>
-            </w:r>
-          </w:p>
-        </w:tc>
-        <w:tc>
-          <w:tcPr/>
-          <w:p>
-            <w:pPr>
-              <w:pStyle w:val="Compact"/>
-            </w:pPr>
-            <w:r>
-              <w:t xml:space="preserve">One testable aim ("can a computer tell it's you from your typing rhythm?"), split into five</w:t>
-            </w:r>
-            <w:r>
-              <w:t xml:space="preserve"> </w:t>
-            </w:r>
-            <w:r>
-              <w:rPr>
-                <w:i/>
-                <w:iCs/>
-              </w:rPr>
-              <w:t xml:space="preserve">numbered, measurable</w:t>
-            </w:r>
-            <w:r>
-              <w:t xml:space="preserve"> </w:t>
-            </w:r>
-            <w:r>
-              <w:t xml:space="preserve">objectives (O1–O5), each with an explicit "done when…" success test — then marked hit/miss against the results in §5.</w:t>
+              <w:t xml:space="preserve">§1, p. 2 (+ scorecard in §5, p. 7)</w:t>
+            </w:r>
+          </w:p>
+        </w:tc>
+        <w:tc>
+          <w:tcPr/>
+          <w:p>
+            <w:pPr>
+              <w:pStyle w:val="Compact"/>
+            </w:pPr>
+            <w:r>
+              <w:t xml:space="preserve">One testable aim, split into five numbered objectives, each with an explicit "done when" test, then assessed against the results in §5.</w:t>
             </w:r>
           </w:p>
         </w:tc>
@@ -403,7 +387,7 @@
               <w:pStyle w:val="Compact"/>
             </w:pPr>
             <w:r>
-              <w:t xml:space="preserve">§1</w:t>
+              <w:t xml:space="preserve">§1, p. 2</w:t>
             </w:r>
           </w:p>
         </w:tc>
@@ -448,7 +432,7 @@
               <w:pStyle w:val="Compact"/>
             </w:pPr>
             <w:r>
-              <w:t xml:space="preserve">§3</w:t>
+              <w:t xml:space="preserve">§3, p. 5</w:t>
             </w:r>
           </w:p>
         </w:tc>
@@ -493,7 +477,7 @@
               <w:pStyle w:val="Compact"/>
             </w:pPr>
             <w:r>
-              <w:t xml:space="preserve">§3</w:t>
+              <w:t xml:space="preserve">§3, pp. 5–6</w:t>
             </w:r>
           </w:p>
         </w:tc>
@@ -538,18 +522,18 @@
               <w:pStyle w:val="Compact"/>
             </w:pPr>
             <w:r>
-              <w:t xml:space="preserve">§1 ("How the project ran")</w:t>
-            </w:r>
-          </w:p>
-        </w:tc>
-        <w:tc>
-          <w:tcPr/>
-          <w:p>
-            <w:pPr>
-              <w:pStyle w:val="Compact"/>
-            </w:pPr>
-            <w:r>
-              <w:t xml:space="preserve">A planned-vs-actual timeline of six dated build stages, reconstructed from the commit history (Nov 2025–Jul 2026): a +3-week slip on authentication, recovered by compressing the next stage; the exam period scheduled inside the research window; and a +2-week slip on the write-up from the mid-sprint rebuild after the training/test leak (§4).</w:t>
+              <w:t xml:space="preserve">§1, "How the project ran", p. 3</w:t>
+            </w:r>
+          </w:p>
+        </w:tc>
+        <w:tc>
+          <w:tcPr/>
+          <w:p>
+            <w:pPr>
+              <w:pStyle w:val="Compact"/>
+            </w:pPr>
+            <w:r>
+              <w:t xml:space="preserve">A planned-vs-actual timeline of six dated build stages, reconstructed from the commit history (Nov 2025–Jul 2026): four-week slips on authentication and on the first biometric engine, absorbed by a planned April–May exam pause, and a two-week overrun on the write-up after the evaluation flaw forced every figure to be re-run (§4).</w:t>
             </w:r>
           </w:p>
         </w:tc>
@@ -643,7 +627,7 @@
               <w:pStyle w:val="Compact"/>
             </w:pPr>
             <w:r>
-              <w:t xml:space="preserve">§9 (Acknowledgements)</w:t>
+              <w:t xml:space="preserve">Acknowledgements, p. 10 + App. B provenance, p. 12</w:t>
             </w:r>
           </w:p>
         </w:tc>
@@ -688,7 +672,7 @@
               <w:pStyle w:val="Compact"/>
             </w:pPr>
             <w:r>
-              <w:t xml:space="preserve">§2 + References</w:t>
+              <w:t xml:space="preserve">§2, p. 4 + References, pp. 10–11</w:t>
             </w:r>
           </w:p>
         </w:tc>
@@ -793,7 +777,7 @@
               <w:pStyle w:val="Compact"/>
             </w:pPr>
             <w:r>
-              <w:t xml:space="preserve">§6</w:t>
+              <w:t xml:space="preserve">§6, p. 8</w:t>
             </w:r>
           </w:p>
         </w:tc>
@@ -838,18 +822,18 @@
               <w:pStyle w:val="Compact"/>
             </w:pPr>
             <w:r>
-              <w:t xml:space="preserve">§4 + §8</w:t>
-            </w:r>
-          </w:p>
-        </w:tc>
-        <w:tc>
-          <w:tcPr/>
-          <w:p>
-            <w:pPr>
-              <w:pStyle w:val="Compact"/>
-            </w:pPr>
-            <w:r>
-              <w:t xml:space="preserve">The broken-test fix changed every number; and when tuning looked slightly better it failed on the real test, so I kept the original (§5).</w:t>
+              <w:t xml:space="preserve">§4, p. 6 + §8, p. 9</w:t>
+            </w:r>
+          </w:p>
+        </w:tc>
+        <w:tc>
+          <w:tcPr/>
+          <w:p>
+            <w:pPr>
+              <w:pStyle w:val="Compact"/>
+            </w:pPr>
+            <w:r>
+              <w:t xml:space="preserve">The broken-test fix changed every number; and when tuning looked slightly better it failed on the real test, so I kept the original (App. C).</w:t>
             </w:r>
           </w:p>
         </w:tc>
@@ -883,7 +867,7 @@
               <w:pStyle w:val="Compact"/>
             </w:pPr>
             <w:r>
-              <w:t xml:space="preserve">§8</w:t>
+              <w:t xml:space="preserve">§8, p. 9</w:t>
             </w:r>
           </w:p>
         </w:tc>
@@ -988,7 +972,7 @@
               <w:pStyle w:val="Compact"/>
             </w:pPr>
             <w:r>
-              <w:t xml:space="preserve">§2 + §3 + App. C</w:t>
+              <w:t xml:space="preserve">§2–§3, pp. 4–6 + App. C, pp. 14–16</w:t>
             </w:r>
           </w:p>
         </w:tc>
@@ -1046,7 +1030,7 @@
               <w:pStyle w:val="Compact"/>
             </w:pPr>
             <w:r>
-              <w:t xml:space="preserve">§7</w:t>
+              <w:t xml:space="preserve">§7, pp. 8–9</w:t>
             </w:r>
           </w:p>
         </w:tc>
@@ -1091,7 +1075,7 @@
               <w:pStyle w:val="Compact"/>
             </w:pPr>
             <w:r>
-              <w:t xml:space="preserve">§3</w:t>
+              <w:t xml:space="preserve">§3, p. 5</w:t>
             </w:r>
           </w:p>
         </w:tc>
@@ -1152,7 +1136,7 @@
               <w:pStyle w:val="Compact"/>
             </w:pPr>
             <w:r>
-              <w:t xml:space="preserve">§4</w:t>
+              <w:t xml:space="preserve">§4, p. 6</w:t>
             </w:r>
           </w:p>
         </w:tc>
@@ -1197,7 +1181,7 @@
               <w:pStyle w:val="Compact"/>
             </w:pPr>
             <w:r>
-              <w:t xml:space="preserve">Whole report + App. A</w:t>
+              <w:t xml:space="preserve">Whole report + glossary, App. A, p. 11</w:t>
             </w:r>
           </w:p>
         </w:tc>
